--- a/applications/Will_McGowan_All_70_Cover_Letters_2027.docx
+++ b/applications/Will_McGowan_All_70_Cover_Letters_2027.docx
@@ -6908,7 +6908,7 @@
         <w:rPr>
           <w:b w:val="0"/>
         </w:rPr>
-        <w:t>Lazard's independent advisory model stands out to me because the firm's reputation rests on the quality of its advice, and its 2026 mandates range from NextEra Energy's combination with Dominion Energy, at a combined enterprise value of around $420 billion the largest energy deal on record, to SunOpta's $1.1 billion sale to Refresco. Having spent a year explaining agribusiness deals such as Olam Agri's stake sale to SALIC, and with a dissertation on European gas markets, I would welcome the chance to learn how Lazard's bankers frame rationale and valuation for boards in exactly these sectors.</w:t>
+        <w:t>Lazard's independent advisory model stands out to me because the firm's reputation rests on the quality of its advice, and its 2026 mandates range from NextEra Energy's combination with Dominion Energy, at a combined enterprise value of around $420 billion the largest energy deal on record, to SunOpta's $1.1 billion sale to Refresco. Having spent a year explaining agribusiness deals such as Olam Agri's stake sale to SALIC, and with a dissertation on how governments hedge oil-price risk, I would welcome the chance to learn how Lazard's bankers frame rationale and valuation for boards in exactly these sectors.</w:t>
       </w:r>
     </w:p>
     <w:p>
@@ -7176,7 +7176,7 @@
         <w:rPr>
           <w:b w:val="0"/>
         </w:rPr>
-        <w:t>J.P. Morgan's Investment Banking franchise stands out to me because it pairs leading advisory work with the balance sheet to finance what it advises on; it was an adviser on Sidara's acquisition of John Wood Group, completed in March 2026 at an implied equity value of around £216 million, a deal where the value of an energy-services business had to be judged carefully. My dissertation on European gas volatility has shown me how quickly energy fundamentals feed into valuations, and I would like to bring that understanding, together with the deal analysis I practise with the Agricapital Society, to a J.P. Morgan deal team.</w:t>
+        <w:t>J.P. Morgan's Investment Banking franchise stands out to me because it pairs leading advisory work with the balance sheet to finance what it advises on; it was an adviser on Sidara's acquisition of John Wood Group, completed in March 2026 at an implied equity value of around £216 million, a deal where the value of an energy-services business had to be judged carefully. My dissertation, on how OPEC news moves the currencies of oil exporters, is teaching me how quickly energy fundamentals feed into prices, and I would like to bring that understanding, together with the deal analysis I practise with the Agricapital Society, to a J.P. Morgan deal team.</w:t>
       </w:r>
     </w:p>
     <w:p>
@@ -8483,7 +8483,7 @@
         <w:rPr>
           <w:b w:val="0"/>
         </w:rPr>
-        <w:t>My academic work centres on a question asset managers answer every day: what is a return worth once its risk is understood? I tested CAPM on 694 anomaly portfolios across 54 countries and found it fails jointly in 48 of 53, with momentum and value earning the most persistent alphas. My dissertation, supervised by Dr Luigi Gifuni, forecasts European gas volatility with mixed-frequency (MIDAS) models built on storage, market and news-based data, and tests whether better risk forecasts improve a volatility-targeted futures strategy, a question that matters to any portfolio with commodity exposure.</w:t>
+        <w:t>My academic work centres on a question asset managers answer every day: what is a return worth once its risk is understood? I tested CAPM on 694 anomaly portfolios across 54 countries and found it fails jointly in 48 of 53, with momentum and value earning the most persistent alphas. My dissertation, supervised by Dr Luigi Gifuni, asks whether governments that hedge oil change how their currencies react to OPEC news, through Norway's krone conversions, Russia's 2017–22 budget rule and Mexico's put hedge, and whether any oil risk that remains is worth trading after costs, a question that matters to any portfolio with commodity or currency exposure.</w:t>
       </w:r>
     </w:p>
     <w:p>
@@ -8505,7 +8505,7 @@
         <w:rPr>
           <w:b w:val="0"/>
         </w:rPr>
-        <w:t>Partners Group's Portfolio Solutions team stands out to me because it covers the whole chain from relative-value views to portfolio construction and monitoring across private markets, and bespoke solutions made up a clear majority of the firm's record fundraising in the first half of 2026. Private assets make risk harder to measure because their prices are observed infrequently, and my work forecasting volatility with mixed-frequency data, alongside testing CAPM across 694 portfolios, has given me a grounding in exactly the econometrics that problem needs.</w:t>
+        <w:t>Partners Group's Portfolio Solutions team stands out to me because it covers the whole chain from relative-value views to portfolio construction and monitoring across private markets, and bespoke solutions made up a clear majority of the firm's record fundraising in the first half of 2026. Private assets make risk harder to measure because their prices are observed infrequently, and my work separating true exposures from noise, from oil betas stripped of dollar moves in my dissertation to CAPM alphas across 694 portfolios, has given me a grounding in the econometrics that problem needs.</w:t>
       </w:r>
     </w:p>
     <w:p>
@@ -9533,7 +9533,7 @@
         <w:rPr>
           <w:b w:val="0"/>
         </w:rPr>
-        <w:t>I am applying for the 2027 Commodities and Global Markets Graduate Programme in London, with a particular interest in commodities, particularly gas and power. I am a final-year Economics student at the University of Strathclyde, graduating in summer 2027 with a predicted 2:1. Macquarie's recognition as Natural Gas/LNG House of the Year at the 2026 Energy Risk Awards matters to me because European gas is the market my dissertation studies.</w:t>
+        <w:t>I am applying for the 2027 Commodities and Global Markets Graduate Programme in London, with a particular interest in commodities, particularly energy. I am a final-year Economics student at the University of Strathclyde, graduating in summer 2027 with a predicted 2:1. Macquarie's recognition as Natural Gas/LNG House of the Year at the 2026 Energy Risk Awards matters to me because energy markets, and the currencies they move, are what my dissertation studies.</w:t>
       </w:r>
     </w:p>
     <w:p>
@@ -9544,7 +9544,7 @@
         <w:rPr>
           <w:b w:val="0"/>
         </w:rPr>
-        <w:t>Much of my work centres on commodity markets. My dissertation, supervised by Dr Luigi Gifuni, forecasts European gas (TTF) volatility with mixed-frequency (MIDAS) models built on daily storage, market and news-based data, including a gas-market attention index I am constructing from Google Trends, and tests whether better forecasts improve a volatility-targeted futures strategy. As co-founder of the Strathclyde Agricapital Society, which I grew to 126 members, I built a wheat calendar-spread strategy in R from futures curve structure and CFTC Commitments of Traders positioning, and published weekly research notes for members.</w:t>
+        <w:t>Much of my work centres on commodity markets. My dissertation, supervised by Dr Luigi Gifuni, tests whether governments that hedge oil change how their currencies react to OPEC news: whether Norway's krone conversions, Russia's 2017–22 budget rule and Mexico's put hedge make the oil beta smaller, kinked or one-sided, and whether any beta that remains can be traded after costs. As co-founder of the Strathclyde Agricapital Society, which I grew to 126 members, I built a wheat calendar-spread strategy in R from futures curve structure and CFTC Commitments of Traders positioning, and published weekly research notes for members.</w:t>
       </w:r>
     </w:p>
     <w:p>
@@ -9566,7 +9566,7 @@
         <w:rPr>
           <w:b w:val="0"/>
         </w:rPr>
-        <w:t>Macquarie's Commodities and Global Markets business stands out to me because it combines physical and financial expertise in gas, from the long-term LNG offtake agreements it signed with Texas LNG and AMIGO LNG in 2025 to the risk-management solutions it offers clients, and it was named Natural Gas/LNG House of the Year at the 2026 Energy Risk Awards. My dissertation measures how storage and news drive TTF volatility, and I would like to learn how those same drivers shape the hedges and prices Macquarie offers its clients.</w:t>
+        <w:t>Macquarie's Commodities and Global Markets business stands out to me because it combines physical and financial expertise in gas, from the long-term LNG offtake agreements it signed with Texas LNG and AMIGO LNG in 2025 to the risk-management solutions it offers clients, and it was named Natural Gas/LNG House of the Year at the 2026 Energy Risk Awards. My dissertation tests whether a government's oil hedge changes how its currency trades OPEC news, and I would like to learn how Macquarie designs and prices the hedges its own clients rely on.</w:t>
       </w:r>
     </w:p>
     <w:p>
@@ -9812,7 +9812,7 @@
         <w:rPr>
           <w:b w:val="0"/>
         </w:rPr>
-        <w:t>Much of my work centres on commodity markets. My dissertation, supervised by Dr Luigi Gifuni, forecasts European gas (TTF) volatility with mixed-frequency (MIDAS) models built on daily storage, market and news-based data, including a gas-market attention index I am constructing from Google Trends, and tests whether better forecasts improve a volatility-targeted futures strategy. As co-founder of the Strathclyde Agricapital Society, which I grew to 126 members, I built a wheat calendar-spread strategy in R from futures curve structure and CFTC Commitments of Traders positioning, and published weekly research notes for members.</w:t>
+        <w:t>Much of my work centres on commodity markets. My dissertation, supervised by Dr Luigi Gifuni, tests whether governments that hedge oil change how their currencies react to OPEC news: whether Norway's krone conversions, Russia's 2017–22 budget rule and Mexico's put hedge make the oil beta smaller, kinked or one-sided, and whether any beta that remains can be traded after costs. As co-founder of the Strathclyde Agricapital Society, which I grew to 126 members, I built a wheat calendar-spread strategy in R from futures curve structure and CFTC Commitments of Traders positioning, and published weekly research notes for members.</w:t>
       </w:r>
     </w:p>
     <w:p>
@@ -9834,7 +9834,7 @@
         <w:rPr>
           <w:b w:val="0"/>
         </w:rPr>
-        <w:t>Citi's Markets franchise stands out to me because its fixed income revenue rose 20% year on year in the second quarter of 2026 on strong client flows in rates and currencies, and because its full-time analyst programme lets analysts rotate within a product before settling on a desk. I would hope to rotate across commodities and macro, where my work on gas volatility and the wheat calendar spread has given me a grounding in how fundamentals, positioning and risk interact.</w:t>
+        <w:t>Citi's Markets franchise stands out to me because its fixed income revenue rose 20% year on year in the second quarter of 2026 on strong client flows in rates and currencies, and because its full-time analyst programme lets analysts rotate within a product before settling on a desk. I would hope to rotate across commodities and macro, which my dissertation joins by testing how oil news moves currencies, and where my wheat calendar spread has given me a grounding in how fundamentals, positioning and risk interact.</w:t>
       </w:r>
     </w:p>
     <w:p>
@@ -10069,7 +10069,7 @@
         <w:rPr>
           <w:b w:val="0"/>
         </w:rPr>
-        <w:t>I am applying for the 2027 Global Markets Graduate Analyst Programme in London, with a particular interest in Global Macro, particularly commodities. I am a final-year Economics student at the University of Strathclyde, graduating in summer 2027 with a predicted 2:1. BNP Paribas's Global Macro business, which covers FX, rates and commodities across developed and emerging markets, offers the breadth across asset classes I want at the start of my career.</w:t>
+        <w:t>I am applying for the 2027 Global Markets Graduate Analyst Programme in London, with a particular interest in Global Macro, particularly commodities and FX. I am a final-year Economics student at the University of Strathclyde, graduating in summer 2027 with a predicted 2:1. BNP Paribas's Global Macro business, which covers FX, rates and commodities across developed and emerging markets, offers the breadth across asset classes I want at the start of my career.</w:t>
       </w:r>
     </w:p>
     <w:p>
@@ -10080,7 +10080,7 @@
         <w:rPr>
           <w:b w:val="0"/>
         </w:rPr>
-        <w:t>Much of my work centres on commodity markets. My dissertation, supervised by Dr Luigi Gifuni, forecasts European gas (TTF) volatility with mixed-frequency (MIDAS) models built on daily storage, market and news-based data, including a gas-market attention index I am constructing from Google Trends, and tests whether better forecasts improve a volatility-targeted futures strategy. As co-founder of the Strathclyde Agricapital Society, which I grew to 126 members, I built a wheat calendar-spread strategy in R from futures curve structure and CFTC Commitments of Traders positioning, and published weekly research notes for members.</w:t>
+        <w:t>Much of my work centres on commodity markets. My dissertation, supervised by Dr Luigi Gifuni, tests whether governments that hedge oil change how their currencies react to OPEC news: whether Norway's krone conversions, Russia's 2017–22 budget rule and Mexico's put hedge make the oil beta smaller, kinked or one-sided, and whether any beta that remains can be traded after costs. As co-founder of the Strathclyde Agricapital Society, which I grew to 126 members, I built a wheat calendar-spread strategy in R from futures curve structure and CFTC Commitments of Traders positioning, and published weekly research notes for members.</w:t>
       </w:r>
     </w:p>
     <w:p>
@@ -10102,7 +10102,7 @@
         <w:rPr>
           <w:b w:val="0"/>
         </w:rPr>
-        <w:t>BNP Paribas's Global Markets franchise stands out to me because its FICC business has driven the bank's results in 2026, with a sharp rise in FICC revenue in the first quarter, and because Global Macro offers the full spectrum of FX, rates and commodities products. Commodities are where my research sits, but my dissertation has shown me how closely gas prices are linked to currencies and rates through inflation and policy, and I would value a desk that sees those connections from the inside.</w:t>
+        <w:t>BNP Paribas's Global Markets franchise stands out to me because its FICC business has driven the bank's results in 2026, with a sharp rise in FICC revenue in the first quarter, and because Global Macro offers the full spectrum of FX, rates and commodities products. My dissertation sits exactly where commodities meet FX, testing how oil news moves the currencies of oil exporters and whether government hedges change that link, and I would value a desk that sees those connections from the inside.</w:t>
       </w:r>
     </w:p>
     <w:p>
@@ -10337,7 +10337,7 @@
         <w:rPr>
           <w:b w:val="0"/>
         </w:rPr>
-        <w:t>I am applying for the Commercial Graduate Programme (September 2027) in London, with a particular interest in gas and power trading. I am a final-year Economics student at the University of Strathclyde, graduating in summer 2027 with a predicted 2:1. EDF Trading's gas desk is one of the largest wholesale natural gas traders in Europe, and European gas is the market I have chosen to study in depth for my dissertation.</w:t>
+        <w:t>I am applying for the Commercial Graduate Programme (September 2027) in London, with a particular interest in gas and power trading. I am a final-year Economics student at the University of Strathclyde, graduating in summer 2027 with a predicted 2:1. EDF Trading's gas desk is one of the largest wholesale natural gas traders in Europe, and hedging energy-price exposure, which my dissertation studies for oil-exporting governments, is at the heart of what it does.</w:t>
       </w:r>
     </w:p>
     <w:p>
@@ -10348,7 +10348,7 @@
         <w:rPr>
           <w:b w:val="0"/>
         </w:rPr>
-        <w:t>Much of my work centres on commodity markets. My dissertation, supervised by Dr Luigi Gifuni, forecasts European gas (TTF) volatility with mixed-frequency (MIDAS) models built on daily storage, market and news-based data, including a gas-market attention index I am constructing from Google Trends, and tests whether better forecasts improve a volatility-targeted futures strategy. As co-founder of the Strathclyde Agricapital Society, which I grew to 126 members, I built a wheat calendar-spread strategy in R from futures curve structure and CFTC Commitments of Traders positioning, and published weekly research notes for members.</w:t>
+        <w:t>Much of my work centres on commodity markets. My dissertation, supervised by Dr Luigi Gifuni, tests whether governments that hedge oil change how their currencies react to OPEC news: whether Norway's krone conversions, Russia's 2017–22 budget rule and Mexico's put hedge make the oil beta smaller, kinked or one-sided, and whether any beta that remains can be traded after costs. As co-founder of the Strathclyde Agricapital Society, which I grew to 126 members, I built a wheat calendar-spread strategy in R from futures curve structure and CFTC Commitments of Traders positioning, and published weekly research notes for members.</w:t>
       </w:r>
     </w:p>
     <w:p>
@@ -10370,7 +10370,7 @@
         <w:rPr>
           <w:b w:val="0"/>
         </w:rPr>
-        <w:t>EDF Trading stands out to me because it sits where physical energy meets financial markets, with a gas trading team among Europe's largest wholesale traders and a power trading team that uses data analysis to find opportunities in the market. My dissertation forecasts TTF volatility from daily storage, market and news data, and I would like to learn how a trading business turns exactly those inputs into positions and hedges for one of Europe's largest generators.</w:t>
+        <w:t>EDF Trading stands out to me because it sits where physical energy meets financial markets, with a gas trading team among Europe's largest wholesale traders and a power trading team that uses data analysis to find opportunities in the market. My dissertation measures how OPEC supply news moves the currencies of oil exporters, and I would like to learn how a trading business turns news like that into positions and hedges for one of Europe's largest generators.</w:t>
       </w:r>
     </w:p>
     <w:p>
@@ -10616,7 +10616,7 @@
         <w:rPr>
           <w:b w:val="0"/>
         </w:rPr>
-        <w:t>Much of my work centres on commodity markets. My dissertation, supervised by Dr Luigi Gifuni, forecasts European gas (TTF) volatility with mixed-frequency (MIDAS) models built on daily storage, market and news-based data, including a gas-market attention index I am constructing from Google Trends, and tests whether better forecasts improve a volatility-targeted futures strategy. As co-founder of the Strathclyde Agricapital Society, which I grew to 126 members, I built a wheat calendar-spread strategy in R from futures curve structure and CFTC Commitments of Traders positioning, and published weekly research notes for members.</w:t>
+        <w:t>Much of my work centres on commodity markets. My dissertation, supervised by Dr Luigi Gifuni, tests whether governments that hedge oil change how their currencies react to OPEC news: whether Norway's krone conversions, Russia's 2017–22 budget rule and Mexico's put hedge make the oil beta smaller, kinked or one-sided, and whether any beta that remains can be traded after costs. As co-founder of the Strathclyde Agricapital Society, which I grew to 126 members, I built a wheat calendar-spread strategy in R from futures curve structure and CFTC Commitments of Traders positioning, and published weekly research notes for members.</w:t>
       </w:r>
     </w:p>
     <w:p>
@@ -10638,7 +10638,7 @@
         <w:rPr>
           <w:b w:val="0"/>
         </w:rPr>
-        <w:t>Goldman Sachs's FICC franchise stands out to me because its scale across rates, currencies and commodities lets it keep making markets for clients through volatile periods; FICC net revenues reached $4.59 billion in the second quarter of 2026, up 32% on the year, on higher activity in interest rate products, commodities and mortgages. My dissertation and wheat spread strategy have taught me how quickly commodity risk can change, and I would like to learn how a desk manages that risk while still giving clients a price.</w:t>
+        <w:t>Goldman Sachs's FICC franchise stands out to me because its scale across rates, currencies and commodities lets it keep making markets for clients through volatile periods; FICC net revenues reached $4.59 billion in the second quarter of 2026, up 32% on the year, on higher activity in interest rate products, commodities and mortgages. My dissertation on how OPEC news moves currencies and my wheat spread strategy have taught me how quickly commodity risk can change, and I would like to learn how a desk manages that risk while still giving clients a price.</w:t>
       </w:r>
     </w:p>
     <w:p>
@@ -10873,7 +10873,7 @@
         <w:rPr>
           <w:b w:val="0"/>
         </w:rPr>
-        <w:t>My work keeps returning to one question: does an apparent edge survive a proper test? I tested CAPM on 694 anomaly portfolios across 54 countries and rejected zero alpha jointly in 48 of 53, with momentum the most persistent anomaly. My dissertation, supervised by Dr Luigi Gifuni, forecasts European gas volatility with mixed-frequency (MIDAS) models built on storage, market and news-based data, evaluates them out-of-sample against HAR and AR benchmarks, and asks whether better forecasts improve a volatility-targeted TTF futures strategy. As co-founder of the Strathclyde Agricapital Society, I also built a wheat calendar-spread strategy whose weekly backtest returned a Sharpe ratio of 0.76 before costs and 0.28 after, which taught me how quickly turnover erodes an edge.</w:t>
+        <w:t>My work keeps returning to one question: does an apparent edge survive a proper test? I tested CAPM on 694 anomaly portfolios across 54 countries and rejected zero alpha jointly in 48 of 53, with momentum the most persistent anomaly. My dissertation, supervised by Dr Luigi Gifuni, estimates petro-currencies' oil betas from OPEC announcement-day surprises, tests whether Norway's krone conversions, Russia's 2017–22 budget rule and Mexico's put hedge make them smaller, kinked or one-sided, and asks whether any beta that remains survives costs and a White reality check. As co-founder of the Strathclyde Agricapital Society, I also built a wheat calendar-spread strategy whose weekly backtest returned a Sharpe ratio of 0.76 before costs and 0.28 after, which taught me how quickly turnover erodes an edge.</w:t>
       </w:r>
     </w:p>
     <w:p>
@@ -11130,7 +11130,7 @@
         <w:rPr>
           <w:b w:val="0"/>
         </w:rPr>
-        <w:t>My work keeps returning to one question: does an apparent edge survive a proper test? I tested CAPM on 694 anomaly portfolios across 54 countries and rejected zero alpha jointly in 48 of 53, with momentum the most persistent anomaly. My dissertation, supervised by Dr Luigi Gifuni, forecasts European gas volatility with mixed-frequency (MIDAS) models built on storage, market and news-based data, evaluates them out-of-sample against HAR and AR benchmarks, and asks whether better forecasts improve a volatility-targeted TTF futures strategy. As co-founder of the Strathclyde Agricapital Society, I also built a wheat calendar-spread strategy whose weekly backtest returned a Sharpe ratio of 0.76 before costs and 0.28 after, which taught me how quickly turnover erodes an edge.</w:t>
+        <w:t>My work keeps returning to one question: does an apparent edge survive a proper test? I tested CAPM on 694 anomaly portfolios across 54 countries and rejected zero alpha jointly in 48 of 53, with momentum the most persistent anomaly. My dissertation, supervised by Dr Luigi Gifuni, estimates petro-currencies' oil betas from OPEC announcement-day surprises, tests whether Norway's krone conversions, Russia's 2017–22 budget rule and Mexico's put hedge make them smaller, kinked or one-sided, and asks whether any beta that remains survives costs and a White reality check. As co-founder of the Strathclyde Agricapital Society, I also built a wheat calendar-spread strategy whose weekly backtest returned a Sharpe ratio of 0.76 before costs and 0.28 after, which taught me how quickly turnover erodes an edge.</w:t>
       </w:r>
     </w:p>
     <w:p>
@@ -11152,7 +11152,7 @@
         <w:rPr>
           <w:b w:val="0"/>
         </w:rPr>
-        <w:t>Capula stands out to me because it is extending a rigorous, quantitative approach from bonds and currencies into raw materials: its new Capula Alternative Markets Alpha Fund trades commodities algorithmically, with room for $2 billion to $3 billion of capital. My dissertation tests whether storage and news data improve forecasts of gas volatility, and whether better forecasts survive a realistic trading test, and I would like to learn how a firm with Capula's discipline turns that kind of research into risk across its trading functions.</w:t>
+        <w:t>Capula stands out to me because it is extending a rigorous, quantitative approach from bonds and currencies into raw materials: its new Capula Alternative Markets Alpha Fund trades commodities algorithmically, with room for $2 billion to $3 billion of capital. My dissertation sits on that same bridge between currencies and commodities and asks whether an apparent edge there survives a realistic trading test, so I would like to learn how a firm with Capula's discipline turns that kind of research into risk across its trading functions.</w:t>
       </w:r>
     </w:p>
     <w:p>
@@ -11387,7 +11387,7 @@
         <w:rPr>
           <w:b w:val="0"/>
         </w:rPr>
-        <w:t>I am applying for the Quantitative Researcher – Graduate: 2027 role in London. I am a final-year Economics student at the University of Strathclyde, graduating in summer 2027 with a predicted 2:1. Winton's focus on statistical inference in financial markets describes the work I most enjoy, and its trend-following research is close to the forecasting and backtesting I do myself.</w:t>
+        <w:t>I am applying for the Quantitative Researcher – Graduate: 2027 role in London. I am a final-year Economics student at the University of Strathclyde, graduating in summer 2027 with a predicted 2:1. Winton's focus on statistical inference in financial markets describes the work I most enjoy, and its trend-following research is close to the hypothesis testing and backtesting I do myself.</w:t>
       </w:r>
     </w:p>
     <w:p>
@@ -11398,7 +11398,7 @@
         <w:rPr>
           <w:b w:val="0"/>
         </w:rPr>
-        <w:t>My work keeps returning to one question: does an apparent edge survive a proper test? I tested CAPM on 694 anomaly portfolios across 54 countries and rejected zero alpha jointly in 48 of 53, with momentum the most persistent anomaly. My dissertation, supervised by Dr Luigi Gifuni, forecasts European gas volatility with mixed-frequency (MIDAS) models built on storage, market and news-based data, evaluates them out-of-sample against HAR and AR benchmarks, and asks whether better forecasts improve a volatility-targeted TTF futures strategy. As co-founder of the Strathclyde Agricapital Society, I also built a wheat calendar-spread strategy whose weekly backtest returned a Sharpe ratio of 0.76 before costs and 0.28 after, which taught me how quickly turnover erodes an edge.</w:t>
+        <w:t>My work keeps returning to one question: does an apparent edge survive a proper test? I tested CAPM on 694 anomaly portfolios across 54 countries and rejected zero alpha jointly in 48 of 53, with momentum the most persistent anomaly. My dissertation, supervised by Dr Luigi Gifuni, estimates petro-currencies' oil betas from OPEC announcement-day surprises, tests whether Norway's krone conversions, Russia's 2017–22 budget rule and Mexico's put hedge make them smaller, kinked or one-sided, and asks whether any beta that remains survives costs and a White reality check. As co-founder of the Strathclyde Agricapital Society, I also built a wheat calendar-spread strategy whose weekly backtest returned a Sharpe ratio of 0.76 before costs and 0.28 after, which taught me how quickly turnover erodes an edge.</w:t>
       </w:r>
     </w:p>
     <w:p>
@@ -11420,7 +11420,7 @@
         <w:rPr>
           <w:b w:val="0"/>
         </w:rPr>
-        <w:t>Winton stands out to me because it has built its business on statistical inference rather than narrative, and it keeps extending that research into new formats, bringing its flagship major-market trend strategy to a US mutual fund for the first time in October 2025. Benchmarking my gas volatility models out-of-sample with Diebold-Mariano tests, across pre-crisis, crisis and post-crisis periods, has taught me to distrust any result that has not survived unseen data, which I understand is the standard Winton's researchers work to.</w:t>
+        <w:t>Winton stands out to me because it has built its business on statistical inference rather than narrative, and it keeps extending that research into new formats, bringing its flagship major-market trend strategy to a US mutual fund for the first time in October 2025. Correcting my CAPM results for running 694 tests at once taught me to distrust any result that has not survived a fair test, which is why my dissertation's predictions are fixed before I test them; I understand that is the standard Winton's researchers work to.</w:t>
       </w:r>
     </w:p>
     <w:p>
@@ -11666,7 +11666,7 @@
         <w:rPr>
           <w:b w:val="0"/>
         </w:rPr>
-        <w:t>My work keeps returning to one question: does an apparent edge survive a proper test? I tested CAPM on 694 anomaly portfolios across 54 countries and rejected zero alpha jointly in 48 of 53, with momentum the most persistent anomaly. My dissertation, supervised by Dr Luigi Gifuni, forecasts European gas volatility with mixed-frequency (MIDAS) models built on storage, market and news-based data, evaluates them out-of-sample against HAR and AR benchmarks, and asks whether better forecasts improve a volatility-targeted TTF futures strategy. As co-founder of the Strathclyde Agricapital Society, I also built a wheat calendar-spread strategy whose weekly backtest returned a Sharpe ratio of 0.76 before costs and 0.28 after, which taught me how quickly turnover erodes an edge.</w:t>
+        <w:t>My work keeps returning to one question: does an apparent edge survive a proper test? I tested CAPM on 694 anomaly portfolios across 54 countries and rejected zero alpha jointly in 48 of 53, with momentum the most persistent anomaly. My dissertation, supervised by Dr Luigi Gifuni, estimates petro-currencies' oil betas from OPEC announcement-day surprises, tests whether Norway's krone conversions, Russia's 2017–22 budget rule and Mexico's put hedge make them smaller, kinked or one-sided, and asks whether any beta that remains survives costs and a White reality check. As co-founder of the Strathclyde Agricapital Society, I also built a wheat calendar-spread strategy whose weekly backtest returned a Sharpe ratio of 0.76 before costs and 0.28 after, which taught me how quickly turnover erodes an edge.</w:t>
       </w:r>
     </w:p>
     <w:p>
@@ -11923,7 +11923,7 @@
         <w:rPr>
           <w:b w:val="0"/>
         </w:rPr>
-        <w:t>My work keeps returning to one question: does an apparent edge survive a proper test? I tested CAPM on 694 anomaly portfolios across 54 countries and rejected zero alpha jointly in 48 of 53, with momentum the most persistent anomaly. My dissertation, supervised by Dr Luigi Gifuni, forecasts European gas volatility with mixed-frequency (MIDAS) models built on storage, market and news-based data, evaluates them out-of-sample against HAR and AR benchmarks, and asks whether better forecasts improve a volatility-targeted TTF futures strategy. As co-founder of the Strathclyde Agricapital Society, I also built a wheat calendar-spread strategy whose weekly backtest returned a Sharpe ratio of 0.76 before costs and 0.28 after, which taught me how quickly turnover erodes an edge.</w:t>
+        <w:t>My work keeps returning to one question: does an apparent edge survive a proper test? I tested CAPM on 694 anomaly portfolios across 54 countries and rejected zero alpha jointly in 48 of 53, with momentum the most persistent anomaly. My dissertation, supervised by Dr Luigi Gifuni, estimates petro-currencies' oil betas from OPEC announcement-day surprises, tests whether Norway's krone conversions, Russia's 2017–22 budget rule and Mexico's put hedge make them smaller, kinked or one-sided, and asks whether any beta that remains survives costs and a White reality check. As co-founder of the Strathclyde Agricapital Society, I also built a wheat calendar-spread strategy whose weekly backtest returned a Sharpe ratio of 0.76 before costs and 0.28 after, which taught me how quickly turnover erodes an edge.</w:t>
       </w:r>
     </w:p>
     <w:p>
@@ -11945,7 +11945,7 @@
         <w:rPr>
           <w:b w:val="0"/>
         </w:rPr>
-        <w:t>Millennium stands out to me because its platform gives individual teams real responsibility for risk, and its commitment to commodities runs deep, from the natural gas trading behind much of its commodities profit in 2023 and 2024 to its $1.5 billion backing of the Echion Capital commodities spin-out. A graduate role that mixes trading, research and software development across fixed income, currency and commodity markets suits someone whose dissertation is on TTF gas and whose work runs on code.</w:t>
+        <w:t>Millennium stands out to me because its platform gives individual teams real responsibility for risk, and its commitment to commodities runs deep, from the natural gas trading behind much of its commodities profit in 2023 and 2024 to its $1.5 billion backing of the Echion Capital commodities spin-out. A graduate role that mixes trading, research and software development across fixed income, currency and commodity markets suits someone whose dissertation links oil and currencies and whose work runs on code.</w:t>
       </w:r>
     </w:p>
     <w:p>
@@ -12202,7 +12202,7 @@
         <w:rPr>
           <w:b w:val="0"/>
         </w:rPr>
-        <w:t>I pair that instinct with quantitative work I can defend line by line. I built a Monte Carlo option pricer in which a geometric-Asian control variate cut the standard error of arithmetic-Asian estimates by 97% at 100,000 paths, and my dissertation forecasts European gas volatility with mixed-frequency (MIDAS) models, testing whether better forecasts improve a volatility-targeted TTF futures strategy. Proprietary trading appeals to me because the feedback is immediate and impartial: every decision is priced, and improving means learning faster than the market. Nearly two years of busy bar shifts alongside full-time study, and now running the drinks programme as Head Mixologist at a new 200-cover Glasgow venue, have taught me to stay accurate when speed matters.</w:t>
+        <w:t>I pair that instinct with quantitative work I can defend line by line. I built a Monte Carlo option pricer in which a geometric-Asian control variate cut the standard error of arithmetic-Asian estimates by 97% at 100,000 paths, and my dissertation tests whether sovereign oil hedges make petro-currencies' oil betas smaller, kinked or one-sided on OPEC announcement days, with a pre-registered test of whether what remains is tradable. Proprietary trading appeals to me because the feedback is immediate and impartial: every decision is priced, and improving means learning faster than the market. Nearly two years of busy bar shifts alongside full-time study, and now running the drinks programme as Head Mixologist at a new 200-cover Glasgow venue, have taught me to stay accurate when speed matters.</w:t>
       </w:r>
     </w:p>
     <w:p>
@@ -12470,7 +12470,7 @@
         <w:rPr>
           <w:b w:val="0"/>
         </w:rPr>
-        <w:t>I pair that instinct with quantitative work I can defend line by line. I built a Monte Carlo option pricer in which a geometric-Asian control variate cut the standard error of arithmetic-Asian estimates by 97% at 100,000 paths, and my dissertation forecasts European gas volatility with mixed-frequency (MIDAS) models, testing whether better forecasts improve a volatility-targeted TTF futures strategy. Proprietary trading appeals to me because the feedback is immediate and impartial: every decision is priced, and improving means learning faster than the market. Nearly two years of busy bar shifts alongside full-time study, and now running the drinks programme as Head Mixologist at a new 200-cover Glasgow venue, have taught me to stay accurate when speed matters.</w:t>
+        <w:t>I pair that instinct with quantitative work I can defend line by line. I built a Monte Carlo option pricer in which a geometric-Asian control variate cut the standard error of arithmetic-Asian estimates by 97% at 100,000 paths, and my dissertation tests whether sovereign oil hedges make petro-currencies' oil betas smaller, kinked or one-sided on OPEC announcement days, with a pre-registered test of whether what remains is tradable. Proprietary trading appeals to me because the feedback is immediate and impartial: every decision is priced, and improving means learning faster than the market. Nearly two years of busy bar shifts alongside full-time study, and now running the drinks programme as Head Mixologist at a new 200-cover Glasgow venue, have taught me to stay accurate when speed matters.</w:t>
       </w:r>
     </w:p>
     <w:p>
@@ -12738,7 +12738,7 @@
         <w:rPr>
           <w:b w:val="0"/>
         </w:rPr>
-        <w:t>I pair that instinct with quantitative work I can defend line by line. I built a Monte Carlo option pricer in which a geometric-Asian control variate cut the standard error of arithmetic-Asian estimates by 97% at 100,000 paths, and my dissertation forecasts European gas volatility with mixed-frequency (MIDAS) models, testing whether better forecasts improve a volatility-targeted TTF futures strategy. Proprietary trading appeals to me because the feedback is immediate and impartial: every decision is priced, and improving means learning faster than the market. Nearly two years of busy bar shifts alongside full-time study, and now running the drinks programme as Head Mixologist at a new 200-cover Glasgow venue, have taught me to stay accurate when speed matters.</w:t>
+        <w:t>I pair that instinct with quantitative work I can defend line by line. I built a Monte Carlo option pricer in which a geometric-Asian control variate cut the standard error of arithmetic-Asian estimates by 97% at 100,000 paths, and my dissertation tests whether sovereign oil hedges make petro-currencies' oil betas smaller, kinked or one-sided on OPEC announcement days, with a pre-registered test of whether what remains is tradable. Proprietary trading appeals to me because the feedback is immediate and impartial: every decision is priced, and improving means learning faster than the market. Nearly two years of busy bar shifts alongside full-time study, and now running the drinks programme as Head Mixologist at a new 200-cover Glasgow venue, have taught me to stay accurate when speed matters.</w:t>
       </w:r>
     </w:p>
     <w:p>
@@ -12749,7 +12749,7 @@
         <w:rPr>
           <w:b w:val="0"/>
         </w:rPr>
-        <w:t>IMC stands out to me because its trading teams span discretionary, systematic and execution-focused roles, and graduates are placed where their strengths fit after a six-week Global Trainee Programme, at a firm that hired more than 450 people in 2025. My strengths are time-series econometrics and simulation, built in R and MATLAB through my dissertation and option pricer, and I would like to discover where on IMC's desks they add the most value.</w:t>
+        <w:t>IMC stands out to me because its trading teams span discretionary, systematic and execution-focused roles, and graduates are placed where their strengths fit after a six-week Global Trainee Programme, at a firm that hired more than 450 people in 2025. My strengths are econometrics and simulation, built in R and MATLAB through my dissertation and option pricer, and I would like to discover where on IMC's desks they add the most value.</w:t>
       </w:r>
     </w:p>
     <w:p>
@@ -12995,7 +12995,7 @@
         <w:rPr>
           <w:b w:val="0"/>
         </w:rPr>
-        <w:t>I pair that instinct with quantitative work I can defend line by line. I built a Monte Carlo option pricer in which a geometric-Asian control variate cut the standard error of arithmetic-Asian estimates by 97% at 100,000 paths, and my dissertation forecasts European gas volatility with mixed-frequency (MIDAS) models, testing whether better forecasts improve a volatility-targeted TTF futures strategy. Proprietary trading appeals to me because the feedback is immediate and impartial: every decision is priced, and improving means learning faster than the market. Nearly two years of busy bar shifts alongside full-time study, and now running the drinks programme as Head Mixologist at a new 200-cover Glasgow venue, have taught me to stay accurate when speed matters.</w:t>
+        <w:t>I pair that instinct with quantitative work I can defend line by line. I built a Monte Carlo option pricer in which a geometric-Asian control variate cut the standard error of arithmetic-Asian estimates by 97% at 100,000 paths, and my dissertation tests whether sovereign oil hedges make petro-currencies' oil betas smaller, kinked or one-sided on OPEC announcement days, with a pre-registered test of whether what remains is tradable. Proprietary trading appeals to me because the feedback is immediate and impartial: every decision is priced, and improving means learning faster than the market. Nearly two years of busy bar shifts alongside full-time study, and now running the drinks programme as Head Mixologist at a new 200-cover Glasgow venue, have taught me to stay accurate when speed matters.</w:t>
       </w:r>
     </w:p>
     <w:p>
@@ -13241,7 +13241,7 @@
         <w:rPr>
           <w:b w:val="0"/>
         </w:rPr>
-        <w:t>I am applying for the Graduate Equity Analyst (2027 Start) role in Amsterdam. I am a final-year Economics student at the University of Strathclyde, graduating in summer 2027 with a predicted 2:1, and my strongest work sits where econometrics meets code. Optiver's Equity Analysts use current events and fundamental research to shape options trading decisions, which is the question my dissertation asks of the gas market: how much does news move volatility?</w:t>
+        <w:t>I am applying for the Graduate Equity Analyst (2027 Start) role in Amsterdam. I am a final-year Economics student at the University of Strathclyde, graduating in summer 2027 with a predicted 2:1, and my strongest work sits where econometrics meets code. Optiver's Equity Analysts use current events and fundamental research to shape options trading decisions, which is close to the question my dissertation asks of OPEC announcements: how much does a piece of news move a price, and what changes that response?</w:t>
       </w:r>
     </w:p>
     <w:p>
@@ -13252,7 +13252,7 @@
         <w:rPr>
           <w:b w:val="0"/>
         </w:rPr>
-        <w:t>My dissertation, supervised by Dr Luigi Gifuni, asks whether the news pays when forecasting European gas volatility. I am building a mixed-frequency (MIDAS) model in MATLAB that combines daily storage, market and news-based data, including a gas-market attention index I am constructing from Google Trends. I will evaluate it out-of-sample against HAR and AR benchmarks using Diebold-Mariano tests, then compare the Sharpe ratios of a volatility-targeted TTF futures strategy built on each model. Earlier, I built a Monte Carlo option pricer in which a geometric-Asian control variate cut the standard error of arithmetic-Asian estimates by 97% at 100,000 paths, and tested corn and soybean prices for cointegration in R. I work mainly in R and MATLAB and am strengthening my Python.</w:t>
+        <w:t>My dissertation, supervised by Dr Luigi Gifuni, asks who hedges the barrel: whether Norway's krone conversions, Russia's 2017–22 budget rule and Mexico's put hedge make their currencies' reactions to OPEC news smaller, kinked or one-sided. I am estimating those reactions in MATLAB from Känzig's OPEC announcement-day oil surprises, using difference-in-differences across dated policy changes and stripping out the dollar's own moves. I will then test a pre-registered trading rule on whatever reaction remains, after costs and a White reality check. Earlier, I built a Monte Carlo option pricer in which a geometric-Asian control variate cut the standard error of arithmetic-Asian estimates by 97% at 100,000 paths, and tested corn and soybean prices for cointegration in R. I work mainly in R and MATLAB and am strengthening my Python.</w:t>
       </w:r>
     </w:p>
     <w:p>
@@ -13274,7 +13274,7 @@
         <w:rPr>
           <w:b w:val="0"/>
         </w:rPr>
-        <w:t>Optiver's Equity Options Trading team stands out to me because its analysts sit on the trading floor and see their research tested against live volatility, starting with training through the Optiver Academy for Equity Analysts. Building a news-attention index has taught me how hard it is to separate information that moves volatility from noise, and I would like to apply that discipline to company events and the options priced on them.</w:t>
+        <w:t>Optiver's Equity Options Trading team stands out to me because its analysts sit on the trading floor and see their research tested against live volatility, starting with training through the Optiver Academy for Equity Analysts. Isolating the part of a currency's move that is really OPEC news, rather than the dollar or the day's other headlines, is teaching me how hard it is to separate information from noise, and I would like to apply that discipline to company events and the options priced on them.</w:t>
       </w:r>
     </w:p>
     <w:p>
@@ -13520,7 +13520,7 @@
         <w:rPr>
           <w:b w:val="0"/>
         </w:rPr>
-        <w:t>My academic work centres on a question asset managers answer every day: what is a return worth once its risk is understood? I tested CAPM on 694 anomaly portfolios across 54 countries and found it fails jointly in 48 of 53, with momentum and value earning the most persistent alphas. My dissertation, supervised by Dr Luigi Gifuni, forecasts European gas volatility with mixed-frequency (MIDAS) models built on storage, market and news-based data, and tests whether better risk forecasts improve a volatility-targeted futures strategy, a question that matters to any portfolio with commodity exposure.</w:t>
+        <w:t>My academic work centres on a question asset managers answer every day: what is a return worth once its risk is understood? I tested CAPM on 694 anomaly portfolios across 54 countries and found it fails jointly in 48 of 53, with momentum and value earning the most persistent alphas. My dissertation, supervised by Dr Luigi Gifuni, asks whether governments that hedge oil change how their currencies react to OPEC news, through Norway's krone conversions, Russia's 2017–22 budget rule and Mexico's put hedge, and whether any oil risk that remains is worth trading after costs, a question that matters to any portfolio with commodity or currency exposure.</w:t>
       </w:r>
     </w:p>
     <w:p>
@@ -13788,7 +13788,7 @@
         <w:rPr>
           <w:b w:val="0"/>
         </w:rPr>
-        <w:t>Equity research rewards a view that is stated plainly and tested honestly, and that is how I try to work. My dissertation, supervised by Dr Luigi Gifuni, asks whether news improves forecasts of European gas volatility: I am building mixed-frequency (MIDAS) models from daily storage, market and news-based data, testing them out-of-sample against established benchmarks and asking whether better forecasts carry economic value. I also tested CAPM on 694 anomaly portfolios across 54 countries, finding that momentum and value alphas survive statistical scrutiny far more often than size, and my final-year modules include Industrial Economics and Natural Resource, Environmental and Energy Economics, which give me a framework for how industries compete.</w:t>
+        <w:t>Equity research rewards a view that is stated plainly and tested honestly, and that is how I try to work. My dissertation, supervised by Dr Luigi Gifuni, asks whether governments that hedge oil change how their currencies react to OPEC news: I am building an original dataset of Norway's, Russia's and Mexico's hedging rules, writing down three predictions before testing them, and asking whether any effect that remains carries economic value. I also tested CAPM on 694 anomaly portfolios across 54 countries, finding that momentum and value alphas survive statistical scrutiny far more often than size, and my final-year modules include Industrial Economics and Natural Resource, Environmental and Energy Economics, which give me a framework for how industries compete.</w:t>
       </w:r>
     </w:p>
     <w:p>
@@ -13810,7 +13810,7 @@
         <w:rPr>
           <w:b w:val="0"/>
         </w:rPr>
-        <w:t>Fidelity International's research platform stands out to me because its analysts speak to a company's management roughly every ten minutes of every working day, and because it publishes their collective view in its annual Analyst Survey, whose 2026 edition covers energy prices, rare earth metals and the effect of geopolitics on company earnings. Those are the themes I study through European gas markets, and I would like to learn how Fidelity's analysts turn company meetings into a view a portfolio manager can act on.</w:t>
+        <w:t>Fidelity International's research platform stands out to me because its analysts speak to a company's management roughly every ten minutes of every working day, and because it publishes their collective view in its annual Analyst Survey, whose 2026 edition covers energy prices, rare earth metals and the effect of geopolitics on company earnings. Energy prices and geopolitics are the themes my dissertation studies through OPEC decisions and the currencies of oil exporters, and I would like to learn how Fidelity's analysts turn company meetings into a view a portfolio manager can act on.</w:t>
       </w:r>
     </w:p>
     <w:p>
@@ -14056,7 +14056,7 @@
         <w:rPr>
           <w:b w:val="0"/>
         </w:rPr>
-        <w:t>My academic work centres on a question asset managers answer every day: what is a return worth once its risk is understood? I tested CAPM on 694 anomaly portfolios across 54 countries and found it fails jointly in 48 of 53, with momentum and value earning the most persistent alphas. My dissertation, supervised by Dr Luigi Gifuni, forecasts European gas volatility with mixed-frequency (MIDAS) models built on storage, market and news-based data, and tests whether better risk forecasts improve a volatility-targeted futures strategy, a question that matters to any portfolio with commodity exposure.</w:t>
+        <w:t>My academic work centres on a question asset managers answer every day: what is a return worth once its risk is understood? I tested CAPM on 694 anomaly portfolios across 54 countries and found it fails jointly in 48 of 53, with momentum and value earning the most persistent alphas. My dissertation, supervised by Dr Luigi Gifuni, asks whether governments that hedge oil change how their currencies react to OPEC news, through Norway's krone conversions, Russia's 2017–22 budget rule and Mexico's put hedge, and whether any oil risk that remains is worth trading after costs, a question that matters to any portfolio with commodity or currency exposure.</w:t>
       </w:r>
     </w:p>
     <w:p>
@@ -14324,7 +14324,7 @@
         <w:rPr>
           <w:b w:val="0"/>
         </w:rPr>
-        <w:t>My academic work centres on a question asset managers answer every day: what is a return worth once its risk is understood? I tested CAPM on 694 anomaly portfolios across 54 countries and found it fails jointly in 48 of 53, with momentum and value earning the most persistent alphas. My dissertation, supervised by Dr Luigi Gifuni, forecasts European gas volatility with mixed-frequency (MIDAS) models built on storage, market and news-based data, and tests whether better risk forecasts improve a volatility-targeted futures strategy, a question that matters to any portfolio with commodity exposure.</w:t>
+        <w:t>My academic work centres on a question asset managers answer every day: what is a return worth once its risk is understood? I tested CAPM on 694 anomaly portfolios across 54 countries and found it fails jointly in 48 of 53, with momentum and value earning the most persistent alphas. My dissertation, supervised by Dr Luigi Gifuni, asks whether governments that hedge oil change how their currencies react to OPEC news, through Norway's krone conversions, Russia's 2017–22 budget rule and Mexico's put hedge, and whether any oil risk that remains is worth trading after costs, a question that matters to any portfolio with commodity or currency exposure.</w:t>
       </w:r>
     </w:p>
     <w:p>
@@ -14346,7 +14346,7 @@
         <w:rPr>
           <w:b w:val="0"/>
         </w:rPr>
-        <w:t>Franklin Templeton stands out to me because of its breadth across public and private markets and its continuing commitment to Scotland, where its Edinburgh office houses several portfolio management teams as the Martin Currie teams move under ClearBridge and Franklin Equity Group. A rotational programme would let me test where my strengths fit best, from the factor research behind my CAPM study to the risk forecasting in my dissertation.</w:t>
+        <w:t>Franklin Templeton stands out to me because of its breadth across public and private markets and its continuing commitment to Scotland, where its Edinburgh office houses several portfolio management teams as the Martin Currie teams move under ClearBridge and Franklin Equity Group. A rotational programme would let me test where my strengths fit best, from the factor research behind my CAPM study to the currency and commodity risk analysis in my dissertation.</w:t>
       </w:r>
     </w:p>
     <w:p>
@@ -14592,7 +14592,7 @@
         <w:rPr>
           <w:b w:val="0"/>
         </w:rPr>
-        <w:t>Equity research rewards a view that is stated plainly and tested honestly, and that is how I try to work. My dissertation, supervised by Dr Luigi Gifuni, asks whether news improves forecasts of European gas volatility: I am building mixed-frequency (MIDAS) models from daily storage, market and news-based data, testing them out-of-sample against established benchmarks and asking whether better forecasts carry economic value. I also tested CAPM on 694 anomaly portfolios across 54 countries, finding that momentum and value alphas survive statistical scrutiny far more often than size, and my final-year modules include Industrial Economics and Natural Resource, Environmental and Energy Economics, which give me a framework for how industries compete.</w:t>
+        <w:t>Equity research rewards a view that is stated plainly and tested honestly, and that is how I try to work. My dissertation, supervised by Dr Luigi Gifuni, asks whether governments that hedge oil change how their currencies react to OPEC news: I am building an original dataset of Norway's, Russia's and Mexico's hedging rules, writing down three predictions before testing them, and asking whether any effect that remains carries economic value. I also tested CAPM on 694 anomaly portfolios across 54 countries, finding that momentum and value alphas survive statistical scrutiny far more often than size, and my final-year modules include Industrial Economics and Natural Resource, Environmental and Energy Economics, which give me a framework for how industries compete.</w:t>
       </w:r>
     </w:p>
     <w:p>
@@ -14871,7 +14871,7 @@
         <w:rPr>
           <w:b w:val="0"/>
         </w:rPr>
-        <w:t>Consulting appeals to me for the range of problems and the standard of thinking it demands: a recommendation has to be structured, evidenced and clear enough for a client to act on. My dissertation applies the same discipline to a broad question, whether news improves forecasts of European gas volatility, by breaking it into testable parts using mixed-frequency (MIDAS) models and out-of-sample comparisons against benchmarks. In co-founding the Strathclyde Agricapital Society, I built an organisation from launch to 126 members and led weekly sessions on transactions such as Olam Agri's USD 1.24bn stake sale to SALIC.</w:t>
+        <w:t>Consulting appeals to me for the range of problems and the standard of thinking it demands: a recommendation has to be structured, evidenced and clear enough for a client to act on. My dissertation applies the same discipline to a broad question, whether governments that hedge oil for their economies change how their currencies react to OPEC news, by breaking it into three testable predictions for Norway, Russia and Mexico and testing each with event studies and difference-in-differences. In co-founding the Strathclyde Agricapital Society, I built an organisation from launch to 126 members and led weekly sessions on transactions such as Olam Agri's USD 1.24bn stake sale to SALIC.</w:t>
       </w:r>
     </w:p>
     <w:p>
@@ -14882,7 +14882,7 @@
         <w:rPr>
           <w:b w:val="0"/>
         </w:rPr>
-        <w:t>Oxford Economics stands out to me because its forecasts rest on a globally integrated model and are willing to differ from the consensus; in April 2026 its global macro team put world growth at 2.9% against the IMF's 3.1% and expected Brent crude to average $90 a barrel, around $10 above the IMF's implied assumption. Energy prices are central to my dissertation, and two years of six-month rotations, with the option of a Belfast base where I grew up, make this an unusually strong fit.</w:t>
+        <w:t>Oxford Economics stands out to me because its forecasts rest on a globally integrated model and are willing to differ from the consensus; in April 2026 its global macro team put world growth at 2.9% against the IMF's 3.1% and expected Brent crude to average $90 a barrel, around $10 above the IMF's implied assumption. Oil prices and OPEC decisions are central to my dissertation, and two years of six-month rotations, with the option of a Belfast base where I grew up, make this an unusually strong fit.</w:t>
       </w:r>
     </w:p>
     <w:p>
@@ -15139,7 +15139,7 @@
         <w:rPr>
           <w:b w:val="0"/>
         </w:rPr>
-        <w:t>Consulting appeals to me for the range of problems and the standard of thinking it demands: a recommendation has to be structured, evidenced and clear enough for a client to act on. My dissertation applies the same discipline to a broad question, whether news improves forecasts of European gas volatility, by breaking it into testable parts using mixed-frequency (MIDAS) models and out-of-sample comparisons against benchmarks. In co-founding the Strathclyde Agricapital Society, I built an organisation from launch to 126 members and led weekly sessions on transactions such as Olam Agri's USD 1.24bn stake sale to SALIC.</w:t>
+        <w:t>Consulting appeals to me for the range of problems and the standard of thinking it demands: a recommendation has to be structured, evidenced and clear enough for a client to act on. My dissertation applies the same discipline to a broad question, whether governments that hedge oil for their economies change how their currencies react to OPEC news, by breaking it into three testable predictions for Norway, Russia and Mexico and testing each with event studies and difference-in-differences. In co-founding the Strathclyde Agricapital Society, I built an organisation from launch to 126 members and led weekly sessions on transactions such as Olam Agri's USD 1.24bn stake sale to SALIC.</w:t>
       </w:r>
     </w:p>
     <w:p>
@@ -15150,7 +15150,7 @@
         <w:rPr>
           <w:b w:val="0"/>
         </w:rPr>
-        <w:t>FTI Consulting's Economic and Financial Consulting practice stands out to me because its analysis has to survive scrutiny from opposing experts, tribunals and regulators, and because it is building out its energy advice, appointing Emmanuel Fages, an energy economist with more than 30 years' experience across utilities and financial energy markets, in July 2026. Testing my gas volatility models against benchmarks with formal statistical tests has taught me to build analysis that can be defended line by line.</w:t>
+        <w:t>FTI Consulting's Economic and Financial Consulting practice stands out to me because its analysis has to survive scrutiny from opposing experts, tribunals and regulators, and because it is building out its energy advice, appointing Emmanuel Fages, an energy economist with more than 30 years' experience across utilities and financial energy markets, in July 2026. Testing my dissertation's predictions with event studies, difference-in-differences and placebo checks is teaching me to build analysis that can be defended line by line.</w:t>
       </w:r>
     </w:p>
     <w:p>
@@ -15396,7 +15396,7 @@
         <w:rPr>
           <w:b w:val="0"/>
         </w:rPr>
-        <w:t>Consulting appeals to me for the range of problems and the standard of thinking it demands: a recommendation has to be structured, evidenced and clear enough for a client to act on. My dissertation applies the same discipline to a broad question, whether news improves forecasts of European gas volatility, by breaking it into testable parts using mixed-frequency (MIDAS) models and out-of-sample comparisons against benchmarks. In co-founding the Strathclyde Agricapital Society, I built an organisation from launch to 126 members and led weekly sessions on transactions such as Olam Agri's USD 1.24bn stake sale to SALIC.</w:t>
+        <w:t>Consulting appeals to me for the range of problems and the standard of thinking it demands: a recommendation has to be structured, evidenced and clear enough for a client to act on. My dissertation applies the same discipline to a broad question, whether governments that hedge oil for their economies change how their currencies react to OPEC news, by breaking it into three testable predictions for Norway, Russia and Mexico and testing each with event studies and difference-in-differences. In co-founding the Strathclyde Agricapital Society, I built an organisation from launch to 126 members and led weekly sessions on transactions such as Olam Agri's USD 1.24bn stake sale to SALIC.</w:t>
       </w:r>
     </w:p>
     <w:p>
@@ -15407,7 +15407,7 @@
         <w:rPr>
           <w:b w:val="0"/>
         </w:rPr>
-        <w:t>Oxera stands out to me because its graduate analysts apply serious empirical analysis to live competition, regulation and valuation questions, with dedicated tracks in data science and econometrics, finance and valuation, and competition and market design. My dissertation combines mixed-frequency econometrics with a new text-based data source, and my CAPM study ran asset-pricing tests across 54 countries; I would like to bring those skills to questions where the answer shapes a regulator's decision.</w:t>
+        <w:t>Oxera stands out to me because its graduate analysts apply serious empirical analysis to live competition, regulation and valuation questions, with dedicated tracks in data science and econometrics, finance and valuation, and competition and market design. My dissertation evaluates policy rules with difference-in-differences on an original dataset I am building from central bank and finance ministry records, and my CAPM study ran asset-pricing tests across 54 countries; I would like to bring those skills to questions where the answer shapes a regulator's decision.</w:t>
       </w:r>
     </w:p>
     <w:p>
@@ -15642,7 +15642,7 @@
         <w:rPr>
           <w:b w:val="0"/>
         </w:rPr>
-        <w:t>I am applying for the Graduate Analyst Programme – Energy &amp; Resources in London. I am a final-year Economics student at the University of Strathclyde, graduating in summer 2027 with a predicted 2:1. Baringa's energy market work, including the Future of Gas report it prepared for Ireland's Commission for Regulation of Utilities in 2026, connects directly to my dissertation on European gas.</w:t>
+        <w:t>I am applying for the Graduate Analyst Programme – Energy &amp; Resources in London. I am a final-year Economics student at the University of Strathclyde, graduating in summer 2027 with a predicted 2:1. Baringa's energy market work, including the Future of Gas report it prepared for Ireland's Commission for Regulation of Utilities in 2026, connects to my dissertation, which studies how governments manage the risk that energy prices pose to their economies.</w:t>
       </w:r>
     </w:p>
     <w:p>
@@ -15664,7 +15664,7 @@
         <w:rPr>
           <w:b w:val="0"/>
         </w:rPr>
-        <w:t>Consulting appeals to me for the range of problems and the standard of thinking it demands: a recommendation has to be structured, evidenced and clear enough for a client to act on. My dissertation applies the same discipline to a broad question, whether news improves forecasts of European gas volatility, by breaking it into testable parts using mixed-frequency (MIDAS) models and out-of-sample comparisons against benchmarks. In co-founding the Strathclyde Agricapital Society, I built an organisation from launch to 126 members and led weekly sessions on transactions such as Olam Agri's USD 1.24bn stake sale to SALIC.</w:t>
+        <w:t>Consulting appeals to me for the range of problems and the standard of thinking it demands: a recommendation has to be structured, evidenced and clear enough for a client to act on. My dissertation applies the same discipline to a broad question, whether governments that hedge oil for their economies change how their currencies react to OPEC news, by breaking it into three testable predictions for Norway, Russia and Mexico and testing each with event studies and difference-in-differences. In co-founding the Strathclyde Agricapital Society, I built an organisation from launch to 126 members and led weekly sessions on transactions such as Olam Agri's USD 1.24bn stake sale to SALIC.</w:t>
       </w:r>
     </w:p>
     <w:p>
@@ -15675,7 +15675,7 @@
         <w:rPr>
           <w:b w:val="0"/>
         </w:rPr>
-        <w:t>Baringa's Energy and Resources practice stands out to me because it combines strategy advice with deep market modelling, and its Future of Gas work for Ireland's energy regulator shows it shaping the questions that will define how Europe's gas system is run. My dissertation models how storage, market data and news drive TTF volatility, and I would like to help clients turn that kind of analysis into decisions on investment and risk.</w:t>
+        <w:t>Baringa's Energy and Resources practice stands out to me because it combines strategy advice with deep market modelling, and its Future of Gas work for Ireland's energy regulator shows it shaping the questions that will define how Europe's gas system is run. My dissertation tests whether government rules for managing oil revenue change how markets react to energy news, and I would like to help clients turn that kind of analysis into decisions on investment and risk.</w:t>
       </w:r>
     </w:p>
     <w:p>
@@ -15910,7 +15910,7 @@
         <w:rPr>
           <w:b w:val="0"/>
         </w:rPr>
-        <w:t>I am applying for the Graduate Economist Scheme (September 2027) in London. I am a final-year Economics student at the University of Strathclyde, graduating in summer 2027 with a predicted 2:1. Capital Economics' recognition by FocusEconomics as the world's most accurate commodities forecaster speaks to the forecasting discipline my dissertation is built around.</w:t>
+        <w:t>I am applying for the Graduate Economist Scheme (September 2027) in London. I am a final-year Economics student at the University of Strathclyde, graduating in summer 2027 with a predicted 2:1. Capital Economics' recognition by FocusEconomics as the world's most accurate commodities forecaster matters to me because oil, and the way markets react to news about it, is at the centre of my dissertation.</w:t>
       </w:r>
     </w:p>
     <w:p>
@@ -15932,7 +15932,7 @@
         <w:rPr>
           <w:b w:val="0"/>
         </w:rPr>
-        <w:t>Consulting appeals to me for the range of problems and the standard of thinking it demands: a recommendation has to be structured, evidenced and clear enough for a client to act on. My dissertation applies the same discipline to a broad question, whether news improves forecasts of European gas volatility, by breaking it into testable parts using mixed-frequency (MIDAS) models and out-of-sample comparisons against benchmarks. In co-founding the Strathclyde Agricapital Society, I built an organisation from launch to 126 members and led weekly sessions on transactions such as Olam Agri's USD 1.24bn stake sale to SALIC.</w:t>
+        <w:t>Consulting appeals to me for the range of problems and the standard of thinking it demands: a recommendation has to be structured, evidenced and clear enough for a client to act on. My dissertation applies the same discipline to a broad question, whether governments that hedge oil for their economies change how their currencies react to OPEC news, by breaking it into three testable predictions for Norway, Russia and Mexico and testing each with event studies and difference-in-differences. In co-founding the Strathclyde Agricapital Society, I built an organisation from launch to 126 members and led weekly sessions on transactions such as Olam Agri's USD 1.24bn stake sale to SALIC.</w:t>
       </w:r>
     </w:p>
     <w:p>
@@ -15943,7 +15943,7 @@
         <w:rPr>
           <w:b w:val="0"/>
         </w:rPr>
-        <w:t>Capital Economics stands out to me because its independence lets it publish clear, testable calls, and its record can be checked: FocusEconomics named it the most accurate forecaster of commodity prices, including WTI crude oil and liquefied natural gas. Forecasting gas volatility out-of-sample has taught me how humbling a forecast record can be, and a two-year trainee scheme with rotations across four teams and support for postgraduate study is exactly the applied macroeconomics training I want.</w:t>
+        <w:t>Capital Economics stands out to me because its independence lets it publish clear, testable calls, and its record can be checked: FocusEconomics named it the most accurate forecaster of commodity prices, including WTI crude oil and liquefied natural gas. Writing down my dissertation's predictions about oil and currencies before testing them is teaching me how much discipline a checkable record takes, and a two-year trainee scheme with rotations across four teams and support for postgraduate study is exactly the applied macroeconomics training I want.</w:t>
       </w:r>
     </w:p>
     <w:p>
@@ -16211,7 +16211,7 @@
         <w:rPr>
           <w:b w:val="0"/>
         </w:rPr>
-        <w:t>DC Advisory stands out to me because it pairs a mid-market focus, where analysts see deals from origination to completion, with real depth in infrastructure and energy; in June 2026 it advised OMERS Private Equity on the sale of Network Plus, which helps maintain and improve the UK's critical infrastructure, to Warburg Pincus. My dissertation on European gas markets has given me a working understanding of how energy and utility businesses earn and risk their returns, and a programme that recruits only eight to ten graduates a year would let me contribute to live deals early.</w:t>
+        <w:t>DC Advisory stands out to me because it pairs a mid-market focus, where analysts see deals from origination to completion, with real depth in infrastructure and energy; in June 2026 it advised OMERS Private Equity on the sale of Network Plus, which helps maintain and improve the UK's critical infrastructure, to Warburg Pincus. My dissertation on how oil-price risk is hedged is giving me a working understanding of how energy-price exposure shapes returns, and a programme that recruits only eight to ten graduates a year would let me contribute to live deals early.</w:t>
       </w:r>
     </w:p>
     <w:p>
@@ -17250,7 +17250,7 @@
         <w:rPr>
           <w:b w:val="0"/>
         </w:rPr>
-        <w:t>I am applying for the Corporate Finance &amp; Transaction Services Graduate Programme 2027 in Dublin. I am a final-year Economics student at the University of Strathclyde, graduating in summer 2027 with a predicted 2:1. KPMG Ireland's record as the leading corporate finance adviser to Ireland's renewable energy industry, and the energy-transition focus within its M&amp;A team, connects directly to my research on European gas markets.</w:t>
+        <w:t>I am applying for the Corporate Finance &amp; Transaction Services Graduate Programme 2027 in Dublin. I am a final-year Economics student at the University of Strathclyde, graduating in summer 2027 with a predicted 2:1. KPMG Ireland's record as the leading corporate finance adviser to Ireland's renewable energy industry, and the energy-transition focus within its M&amp;A team, connects directly to my research on energy markets.</w:t>
       </w:r>
     </w:p>
     <w:p>
@@ -17283,7 +17283,7 @@
         <w:rPr>
           <w:b w:val="0"/>
         </w:rPr>
-        <w:t>KPMG Ireland's Deal Advisory team stands out to me because it has been the leading corporate finance adviser to Irish renewable energy for two decades, and it now runs M&amp;A work with a dedicated energy-transition focus alongside debt advisory, valuations and infrastructure. My dissertation studies how gas storage, prices and news interact as Europe's energy system changes, and I would like to apply that understanding to the transactions that fund the transition while working towards a professional qualification.</w:t>
+        <w:t>KPMG Ireland's Deal Advisory team stands out to me because it has been the leading corporate finance adviser to Irish renewable energy for two decades, and it now runs M&amp;A work with a dedicated energy-transition focus alongside debt advisory, valuations and infrastructure. My dissertation studies how governments manage the oil-price risk in their economies, and I would like to apply that understanding to the transactions that fund the energy transition while working towards a professional qualification.</w:t>
       </w:r>
     </w:p>
     <w:p>
@@ -18076,7 +18076,7 @@
         <w:rPr>
           <w:b w:val="0"/>
         </w:rPr>
-        <w:t>Capital Dynamics stands out to me because its clean energy team invests directly in the assets the energy transition needs, from two UK solar projects of at least 121 MWp acquired in December 2025 with Contracts for Difference to a 170 MW, four-hour battery project in the Republic of Ireland. My dissertation models how storage levels and news move gas price volatility, and I would like to apply that thinking to the revenue risks of solar and storage assets at a firm of around 150 professionals where an analyst's work is visible.</w:t>
+        <w:t>Capital Dynamics stands out to me because its clean energy team invests directly in the assets the energy transition needs, from two UK solar projects of at least 121 MWp acquired in December 2025 with Contracts for Difference to a 170 MW, four-hour battery project in the Republic of Ireland. My dissertation studies how energy-price risk is hedged and who ends up bearing it, and I would like to apply that thinking to the revenue risks of solar and storage assets at a firm of around 150 professionals where an analyst's work is visible.</w:t>
       </w:r>
     </w:p>
     <w:p>
@@ -18825,7 +18825,7 @@
         <w:rPr>
           <w:b w:val="0"/>
         </w:rPr>
-        <w:t>I am applying for the Energy Markets Graduate Programme 2027 in Edinburgh or Perth, with a particular interest in trading and asset optimisation. I am a final-year Economics student at the University of Strathclyde, graduating in summer 2027 with a predicted 2:1. SSE Energy Markets trades SSE's generation in the wholesale markets, including the 150 MW Ferrybridge battery that entered full operation in March 2026, which is exactly where my research on energy price volatility becomes practical.</w:t>
+        <w:t>I am applying for the Energy Markets Graduate Programme 2027 in Edinburgh or Perth, with a particular interest in trading and asset optimisation. I am a final-year Economics student at the University of Strathclyde, graduating in summer 2027 with a predicted 2:1. SSE Energy Markets trades SSE's generation in the wholesale markets, including the 150 MW Ferrybridge battery that entered full operation in March 2026, which is where my research on how energy-price risk is hedged becomes practical.</w:t>
       </w:r>
     </w:p>
     <w:p>
@@ -18836,7 +18836,7 @@
         <w:rPr>
           <w:b w:val="0"/>
         </w:rPr>
-        <w:t>Much of my work centres on commodity markets. My dissertation, supervised by Dr Luigi Gifuni, forecasts European gas (TTF) volatility with mixed-frequency (MIDAS) models built on daily storage, market and news-based data, including a gas-market attention index I am constructing from Google Trends, and tests whether better forecasts improve a volatility-targeted futures strategy. As co-founder of the Strathclyde Agricapital Society, which I grew to 126 members, I built a wheat calendar-spread strategy in R from futures curve structure and CFTC Commitments of Traders positioning, and published weekly research notes for members.</w:t>
+        <w:t>Much of my work centres on commodity markets. My dissertation, supervised by Dr Luigi Gifuni, tests whether governments that hedge oil change how their currencies react to OPEC news: whether Norway's krone conversions, Russia's 2017–22 budget rule and Mexico's put hedge make the oil beta smaller, kinked or one-sided, and whether any beta that remains can be traded after costs. As co-founder of the Strathclyde Agricapital Society, which I grew to 126 members, I built a wheat calendar-spread strategy in R from futures curve structure and CFTC Commitments of Traders positioning, and published weekly research notes for members.</w:t>
       </w:r>
     </w:p>
     <w:p>
@@ -18858,7 +18858,7 @@
         <w:rPr>
           <w:b w:val="0"/>
         </w:rPr>
-        <w:t>SSE Energy Markets stands out to me because it optimises a portfolio that is changing fast, from the Ferrybridge battery to the 170 MW Platin power station in Ireland, where construction began in June 2026, and its graduate placements span trading and asset optimisation, market analysis and energy economics, and weather and forecasting. Forecasting gas volatility has taught me how quickly fundamentals reach prices, and I would like to see those signals turn into dispatch, hedging and trading decisions on a desk in Scotland.</w:t>
+        <w:t>SSE Energy Markets stands out to me because it optimises a portfolio that is changing fast, from the Ferrybridge battery to the 170 MW Platin power station in Ireland, where construction began in June 2026, and its graduate placements span trading and asset optimisation, market analysis and energy economics, and weather and forecasting. Measuring how quickly OPEC news reaches prices and currencies is teaching me how fast fundamentals move markets, and I would like to see those signals turn into dispatch, hedging and trading decisions on a desk in Scotland.</w:t>
       </w:r>
     </w:p>
     <w:p>
@@ -19104,7 +19104,7 @@
         <w:rPr>
           <w:b w:val="0"/>
         </w:rPr>
-        <w:t>Much of my work centres on commodity markets. My dissertation, supervised by Dr Luigi Gifuni, forecasts European gas (TTF) volatility with mixed-frequency (MIDAS) models built on daily storage, market and news-based data, including a gas-market attention index I am constructing from Google Trends, and tests whether better forecasts improve a volatility-targeted futures strategy. As co-founder of the Strathclyde Agricapital Society, which I grew to 126 members, I built a wheat calendar-spread strategy in R from futures curve structure and CFTC Commitments of Traders positioning, and published weekly research notes for members.</w:t>
+        <w:t>Much of my work centres on commodity markets. My dissertation, supervised by Dr Luigi Gifuni, tests whether governments that hedge oil change how their currencies react to OPEC news: whether Norway's krone conversions, Russia's 2017–22 budget rule and Mexico's put hedge make the oil beta smaller, kinked or one-sided, and whether any beta that remains can be traded after costs. As co-founder of the Strathclyde Agricapital Society, which I grew to 126 members, I built a wheat calendar-spread strategy in R from futures curve structure and CFTC Commitments of Traders positioning, and published weekly research notes for members.</w:t>
       </w:r>
     </w:p>
     <w:p>
@@ -19126,7 +19126,7 @@
         <w:rPr>
           <w:b w:val="0"/>
         </w:rPr>
-        <w:t>Statkraft stands out to me because, as Europe's largest renewable generator, its trading desks must manage weather, hydrology and prices at the same time, and its international trainee programme gives graduates rotations across that business. My dissertation asks whether storage and news data improve forecasts of gas volatility, and I would like to apply the same discipline to markets where water reservoirs play the role that gas storage plays in mine.</w:t>
+        <w:t>Statkraft stands out to me because, as Europe's largest renewable generator, its trading desks must manage weather, hydrology and prices at the same time, and its international trainee programme gives graduates rotations across that business. My dissertation tests whether Norway's rule-based krone conversions shield the krone from oil news, so I would value learning how a Norwegian state-owned generator decides which energy-price risks to hedge and which to carry.</w:t>
       </w:r>
     </w:p>
     <w:p>
@@ -19372,7 +19372,7 @@
         <w:rPr>
           <w:b w:val="0"/>
         </w:rPr>
-        <w:t>Much of my work centres on commodity markets. My dissertation, supervised by Dr Luigi Gifuni, forecasts European gas (TTF) volatility with mixed-frequency (MIDAS) models built on daily storage, market and news-based data, including a gas-market attention index I am constructing from Google Trends, and tests whether better forecasts improve a volatility-targeted futures strategy. As co-founder of the Strathclyde Agricapital Society, which I grew to 126 members, I built a wheat calendar-spread strategy in R from futures curve structure and CFTC Commitments of Traders positioning, and published weekly research notes for members.</w:t>
+        <w:t>Much of my work centres on commodity markets. My dissertation, supervised by Dr Luigi Gifuni, tests whether governments that hedge oil change how their currencies react to OPEC news: whether Norway's krone conversions, Russia's 2017–22 budget rule and Mexico's put hedge make the oil beta smaller, kinked or one-sided, and whether any beta that remains can be traded after costs. As co-founder of the Strathclyde Agricapital Society, which I grew to 126 members, I built a wheat calendar-spread strategy in R from futures curve structure and CFTC Commitments of Traders positioning, and published weekly research notes for members.</w:t>
       </w:r>
     </w:p>
     <w:p>
@@ -19394,7 +19394,7 @@
         <w:rPr>
           <w:b w:val="0"/>
         </w:rPr>
-        <w:t>Gunvor stands out to me because it is a physical trader whose graduate programme rotates through trading desks, risk, operations and analytics in Geneva, with possible rotations in Singapore, Houston, Tallinn or London. Physical gas trading depends on storage, shipping and timing in ways that paper markets alone do not capture, and my dissertation's focus on how storage and news drive TTF volatility gives me a starting point for learning the physical side of the business.</w:t>
+        <w:t>Gunvor stands out to me because it is a physical trader whose graduate programme rotates through trading desks, risk, operations and analytics in Geneva, with possible rotations in Singapore, Houston, Tallinn or London. Physical trading depends on storage, shipping and timing in ways that paper markets alone do not capture, and my dissertation's focus on how OPEC supply news moves markets gives me a starting point for learning the physical side of the business.</w:t>
       </w:r>
     </w:p>
     <w:p>
@@ -19640,7 +19640,7 @@
         <w:rPr>
           <w:b w:val="0"/>
         </w:rPr>
-        <w:t>Much of my work centres on commodity markets. My dissertation, supervised by Dr Luigi Gifuni, forecasts European gas (TTF) volatility with mixed-frequency (MIDAS) models built on daily storage, market and news-based data, including a gas-market attention index I am constructing from Google Trends, and tests whether better forecasts improve a volatility-targeted futures strategy. As co-founder of the Strathclyde Agricapital Society, which I grew to 126 members, I built a wheat calendar-spread strategy in R from futures curve structure and CFTC Commitments of Traders positioning, and published weekly research notes for members.</w:t>
+        <w:t>Much of my work centres on commodity markets. My dissertation, supervised by Dr Luigi Gifuni, tests whether governments that hedge oil change how their currencies react to OPEC news: whether Norway's krone conversions, Russia's 2017–22 budget rule and Mexico's put hedge make the oil beta smaller, kinked or one-sided, and whether any beta that remains can be traded after costs. As co-founder of the Strathclyde Agricapital Society, which I grew to 126 members, I built a wheat calendar-spread strategy in R from futures curve structure and CFTC Commitments of Traders positioning, and published weekly research notes for members.</w:t>
       </w:r>
     </w:p>
     <w:p>
@@ -19662,7 +19662,7 @@
         <w:rPr>
           <w:b w:val="0"/>
         </w:rPr>
-        <w:t>TP ICAP stands out to me because, as the world's largest inter-dealer broker, it sits at the centre of the energy markets I study, and its graduate programme gives trainees on-the-job learning across Energy and Commodities products before a permanent placement. Broking rewards fast, accurate judgement and trusted relationships, and I would bring a working knowledge of European gas fundamentals to desks where clients expect a broker to understand the market they are trading.</w:t>
+        <w:t>TP ICAP stands out to me because, as the world's largest inter-dealer broker, it sits at the centre of the energy markets I study, and its graduate programme gives trainees on-the-job learning across Energy and Commodities products before a permanent placement. Broking rewards fast, accurate judgement and trusted relationships, and I would bring a working knowledge of oil-market fundamentals, from OPEC decisions to the currencies they move, to desks where clients expect a broker to understand the market they are trading.</w:t>
       </w:r>
     </w:p>
     <w:p>
@@ -19897,7 +19897,7 @@
         <w:rPr>
           <w:b w:val="0"/>
         </w:rPr>
-        <w:t>Much of my work centres on commodity markets. My dissertation, supervised by Dr Luigi Gifuni, forecasts European gas (TTF) volatility with mixed-frequency (MIDAS) models built on daily storage, market and news-based data, including a gas-market attention index I am constructing from Google Trends, and tests whether better forecasts improve a volatility-targeted futures strategy. As co-founder of the Strathclyde Agricapital Society, which I grew to 126 members, I built a wheat calendar-spread strategy in R from futures curve structure and CFTC Commitments of Traders positioning, and published weekly research notes for members.</w:t>
+        <w:t>Much of my work centres on commodity markets. My dissertation, supervised by Dr Luigi Gifuni, tests whether governments that hedge oil change how their currencies react to OPEC news: whether Norway's krone conversions, Russia's 2017–22 budget rule and Mexico's put hedge make the oil beta smaller, kinked or one-sided, and whether any beta that remains can be traded after costs. As co-founder of the Strathclyde Agricapital Society, which I grew to 126 members, I built a wheat calendar-spread strategy in R from futures curve structure and CFTC Commitments of Traders positioning, and published weekly research notes for members.</w:t>
       </w:r>
     </w:p>
     <w:p>
@@ -19919,7 +19919,7 @@
         <w:rPr>
           <w:b w:val="0"/>
         </w:rPr>
-        <w:t>Engelhart stands out to me because its analytics internship places interns with London front-office teams where commodity markets, data and trading meet, across energy, agriculture, metals and freight. My work sits at that intersection, a gas volatility dissertation built on daily storage and market data and a wheat spread strategy in R, and a six-month placement starting in June 2027 would let me move straight from graduation into that work.</w:t>
+        <w:t>Engelhart stands out to me because its analytics internship places interns with London front-office teams where commodity markets, data and trading meet, across energy, agriculture, metals and freight. My work sits at that intersection, a dissertation built on OPEC announcement-day oil data and a wheat spread strategy in R, and a six-month placement starting in June 2027 would let me move straight from graduation into that work.</w:t>
       </w:r>
     </w:p>
     <w:p>
@@ -20154,7 +20154,7 @@
         <w:rPr>
           <w:b w:val="0"/>
         </w:rPr>
-        <w:t>My work keeps returning to one question: does an apparent edge survive a proper test? I tested CAPM on 694 anomaly portfolios across 54 countries and rejected zero alpha jointly in 48 of 53, with momentum the most persistent anomaly. My dissertation, supervised by Dr Luigi Gifuni, forecasts European gas volatility with mixed-frequency (MIDAS) models built on storage, market and news-based data, evaluates them out-of-sample against HAR and AR benchmarks, and asks whether better forecasts improve a volatility-targeted TTF futures strategy. As co-founder of the Strathclyde Agricapital Society, I also built a wheat calendar-spread strategy whose weekly backtest returned a Sharpe ratio of 0.76 before costs and 0.28 after, which taught me how quickly turnover erodes an edge.</w:t>
+        <w:t>My work keeps returning to one question: does an apparent edge survive a proper test? I tested CAPM on 694 anomaly portfolios across 54 countries and rejected zero alpha jointly in 48 of 53, with momentum the most persistent anomaly. My dissertation, supervised by Dr Luigi Gifuni, estimates petro-currencies' oil betas from OPEC announcement-day surprises, tests whether Norway's krone conversions, Russia's 2017–22 budget rule and Mexico's put hedge make them smaller, kinked or one-sided, and asks whether any beta that remains survives costs and a White reality check. As co-founder of the Strathclyde Agricapital Society, I also built a wheat calendar-spread strategy whose weekly backtest returned a Sharpe ratio of 0.76 before costs and 0.28 after, which taught me how quickly turnover erodes an edge.</w:t>
       </w:r>
     </w:p>
     <w:p>
@@ -20176,7 +20176,7 @@
         <w:rPr>
           <w:b w:val="0"/>
         </w:rPr>
-        <w:t>Squarepoint stands out to me because it is expanding its discretionary business alongside its systematic core, so junior traders learn portfolio monitoring, maintenance and hedging from senior traders while working beside quantitative researchers. My own work moves between the two, systematic tests of factor premia and a rules-based wheat spread on one side and judgement about gas market news on the other, and I would like to learn where a discretionary trader adds value that a model cannot.</w:t>
+        <w:t>Squarepoint stands out to me because it is expanding its discretionary business alongside its systematic core, so junior traders learn portfolio monitoring, maintenance and hedging from senior traders while working beside quantitative researchers. My own work moves between the two, systematic tests of factor premia and a rules-based wheat spread on one side and, in my dissertation, judgement about how government hedging rules shape the reaction to OPEC news on the other, and I would like to learn where a discretionary trader adds value that a model cannot.</w:t>
       </w:r>
     </w:p>
     <w:p>
@@ -20411,7 +20411,7 @@
         <w:rPr>
           <w:b w:val="0"/>
         </w:rPr>
-        <w:t>My academic work centres on a question asset managers answer every day: what is a return worth once its risk is understood? I tested CAPM on 694 anomaly portfolios across 54 countries and found it fails jointly in 48 of 53, with momentum and value earning the most persistent alphas. My dissertation, supervised by Dr Luigi Gifuni, forecasts European gas volatility with mixed-frequency (MIDAS) models built on storage, market and news-based data, and tests whether better risk forecasts improve a volatility-targeted futures strategy, a question that matters to any portfolio with commodity exposure.</w:t>
+        <w:t>My academic work centres on a question asset managers answer every day: what is a return worth once its risk is understood? I tested CAPM on 694 anomaly portfolios across 54 countries and found it fails jointly in 48 of 53, with momentum and value earning the most persistent alphas. My dissertation, supervised by Dr Luigi Gifuni, asks whether governments that hedge oil change how their currencies react to OPEC news, through Norway's krone conversions, Russia's 2017–22 budget rule and Mexico's put hedge, and whether any oil risk that remains is worth trading after costs, a question that matters to any portfolio with commodity or currency exposure.</w:t>
       </w:r>
     </w:p>
     <w:p>
@@ -20679,7 +20679,7 @@
         <w:rPr>
           <w:b w:val="0"/>
         </w:rPr>
-        <w:t>My academic work centres on a question asset managers answer every day: what is a return worth once its risk is understood? I tested CAPM on 694 anomaly portfolios across 54 countries and found it fails jointly in 48 of 53, with momentum and value earning the most persistent alphas. My dissertation, supervised by Dr Luigi Gifuni, forecasts European gas volatility with mixed-frequency (MIDAS) models built on storage, market and news-based data, and tests whether better risk forecasts improve a volatility-targeted futures strategy, a question that matters to any portfolio with commodity exposure.</w:t>
+        <w:t>My academic work centres on a question asset managers answer every day: what is a return worth once its risk is understood? I tested CAPM on 694 anomaly portfolios across 54 countries and found it fails jointly in 48 of 53, with momentum and value earning the most persistent alphas. My dissertation, supervised by Dr Luigi Gifuni, asks whether governments that hedge oil change how their currencies react to OPEC news, through Norway's krone conversions, Russia's 2017–22 budget rule and Mexico's put hedge, and whether any oil risk that remains is worth trading after costs, a question that matters to any portfolio with commodity or currency exposure.</w:t>
       </w:r>
     </w:p>
     <w:p>
@@ -20701,7 +20701,7 @@
         <w:rPr>
           <w:b w:val="0"/>
         </w:rPr>
-        <w:t>Ruffer stands out to me because it treats protecting capital as seriously as growing it: in the year to June 2026, Ruffer Investment Company's equity and gold positions more than paid for the cost of its protection, which spans credit and derivative strategies, the yen and selective duration. My dissertation is about forecasting volatility and asking whether better risk forecasts pay their way, and I would like to learn how Ruffer's research team decides when protection is worth its cost.</w:t>
+        <w:t>Ruffer stands out to me because it treats protecting capital as seriously as growing it: in the year to June 2026, Ruffer Investment Company's equity and gold positions more than paid for the cost of its protection, which spans credit and derivative strategies, the yen and selective duration. My dissertation is about protection too, asking whether governments' oil hedges, from Norway's krone conversions to Mexico's put options, change the risk their currencies carry, and I would like to learn how Ruffer's research team decides when protection is worth its cost.</w:t>
       </w:r>
     </w:p>
     <w:p>
@@ -20947,7 +20947,7 @@
         <w:rPr>
           <w:b w:val="0"/>
         </w:rPr>
-        <w:t>My work keeps returning to one question: does an apparent edge survive a proper test? I tested CAPM on 694 anomaly portfolios across 54 countries and rejected zero alpha jointly in 48 of 53, with momentum the most persistent anomaly. My dissertation, supervised by Dr Luigi Gifuni, forecasts European gas volatility with mixed-frequency (MIDAS) models built on storage, market and news-based data, evaluates them out-of-sample against HAR and AR benchmarks, and asks whether better forecasts improve a volatility-targeted TTF futures strategy. As co-founder of the Strathclyde Agricapital Society, I also built a wheat calendar-spread strategy whose weekly backtest returned a Sharpe ratio of 0.76 before costs and 0.28 after, which taught me how quickly turnover erodes an edge.</w:t>
+        <w:t>My work keeps returning to one question: does an apparent edge survive a proper test? I tested CAPM on 694 anomaly portfolios across 54 countries and rejected zero alpha jointly in 48 of 53, with momentum the most persistent anomaly. My dissertation, supervised by Dr Luigi Gifuni, estimates petro-currencies' oil betas from OPEC announcement-day surprises, tests whether Norway's krone conversions, Russia's 2017–22 budget rule and Mexico's put hedge make them smaller, kinked or one-sided, and asks whether any beta that remains survives costs and a White reality check. As co-founder of the Strathclyde Agricapital Society, I also built a wheat calendar-spread strategy whose weekly backtest returned a Sharpe ratio of 0.76 before costs and 0.28 after, which taught me how quickly turnover erodes an edge.</w:t>
       </w:r>
     </w:p>
     <w:p>
@@ -21215,7 +21215,7 @@
         <w:rPr>
           <w:b w:val="0"/>
         </w:rPr>
-        <w:t>My work keeps returning to one question: does an apparent edge survive a proper test? I tested CAPM on 694 anomaly portfolios across 54 countries and rejected zero alpha jointly in 48 of 53, with momentum the most persistent anomaly. My dissertation, supervised by Dr Luigi Gifuni, forecasts European gas volatility with mixed-frequency (MIDAS) models built on storage, market and news-based data, evaluates them out-of-sample against HAR and AR benchmarks, and asks whether better forecasts improve a volatility-targeted TTF futures strategy. As co-founder of the Strathclyde Agricapital Society, I also built a wheat calendar-spread strategy whose weekly backtest returned a Sharpe ratio of 0.76 before costs and 0.28 after, which taught me how quickly turnover erodes an edge.</w:t>
+        <w:t>My work keeps returning to one question: does an apparent edge survive a proper test? I tested CAPM on 694 anomaly portfolios across 54 countries and rejected zero alpha jointly in 48 of 53, with momentum the most persistent anomaly. My dissertation, supervised by Dr Luigi Gifuni, estimates petro-currencies' oil betas from OPEC announcement-day surprises, tests whether Norway's krone conversions, Russia's 2017–22 budget rule and Mexico's put hedge make them smaller, kinked or one-sided, and asks whether any beta that remains survives costs and a White reality check. As co-founder of the Strathclyde Agricapital Society, I also built a wheat calendar-spread strategy whose weekly backtest returned a Sharpe ratio of 0.76 before costs and 0.28 after, which taught me how quickly turnover erodes an edge.</w:t>
       </w:r>
     </w:p>
     <w:p>
@@ -21483,7 +21483,7 @@
         <w:rPr>
           <w:b w:val="0"/>
         </w:rPr>
-        <w:t>I pair that instinct with quantitative work I can defend line by line. I built a Monte Carlo option pricer in which a geometric-Asian control variate cut the standard error of arithmetic-Asian estimates by 97% at 100,000 paths, and my dissertation forecasts European gas volatility with mixed-frequency (MIDAS) models, testing whether better forecasts improve a volatility-targeted TTF futures strategy. Proprietary trading appeals to me because the feedback is immediate and impartial: every decision is priced, and improving means learning faster than the market. Nearly two years of busy bar shifts alongside full-time study, and now running the drinks programme as Head Mixologist at a new 200-cover Glasgow venue, have taught me to stay accurate when speed matters.</w:t>
+        <w:t>I pair that instinct with quantitative work I can defend line by line. I built a Monte Carlo option pricer in which a geometric-Asian control variate cut the standard error of arithmetic-Asian estimates by 97% at 100,000 paths, and my dissertation tests whether sovereign oil hedges make petro-currencies' oil betas smaller, kinked or one-sided on OPEC announcement days, with a pre-registered test of whether what remains is tradable. Proprietary trading appeals to me because the feedback is immediate and impartial: every decision is priced, and improving means learning faster than the market. Nearly two years of busy bar shifts alongside full-time study, and now running the drinks programme as Head Mixologist at a new 200-cover Glasgow venue, have taught me to stay accurate when speed matters.</w:t>
       </w:r>
     </w:p>
     <w:p>
@@ -21740,7 +21740,7 @@
         <w:rPr>
           <w:b w:val="0"/>
         </w:rPr>
-        <w:t>I pair that instinct with quantitative work I can defend line by line. I built a Monte Carlo option pricer in which a geometric-Asian control variate cut the standard error of arithmetic-Asian estimates by 97% at 100,000 paths, and my dissertation forecasts European gas volatility with mixed-frequency (MIDAS) models, testing whether better forecasts improve a volatility-targeted TTF futures strategy. Proprietary trading appeals to me because the feedback is immediate and impartial: every decision is priced, and improving means learning faster than the market. Nearly two years of busy bar shifts alongside full-time study, and now running the drinks programme as Head Mixologist at a new 200-cover Glasgow venue, have taught me to stay accurate when speed matters.</w:t>
+        <w:t>I pair that instinct with quantitative work I can defend line by line. I built a Monte Carlo option pricer in which a geometric-Asian control variate cut the standard error of arithmetic-Asian estimates by 97% at 100,000 paths, and my dissertation tests whether sovereign oil hedges make petro-currencies' oil betas smaller, kinked or one-sided on OPEC announcement days, with a pre-registered test of whether what remains is tradable. Proprietary trading appeals to me because the feedback is immediate and impartial: every decision is priced, and improving means learning faster than the market. Nearly two years of busy bar shifts alongside full-time study, and now running the drinks programme as Head Mixologist at a new 200-cover Glasgow venue, have taught me to stay accurate when speed matters.</w:t>
       </w:r>
     </w:p>
     <w:p>
@@ -21997,7 +21997,7 @@
         <w:rPr>
           <w:b w:val="0"/>
         </w:rPr>
-        <w:t>I pair that instinct with quantitative work I can defend line by line. I built a Monte Carlo option pricer in which a geometric-Asian control variate cut the standard error of arithmetic-Asian estimates by 97% at 100,000 paths, and my dissertation forecasts European gas volatility with mixed-frequency (MIDAS) models, testing whether better forecasts improve a volatility-targeted TTF futures strategy. Proprietary trading appeals to me because the feedback is immediate and impartial: every decision is priced, and improving means learning faster than the market. Nearly two years of busy bar shifts alongside full-time study, and now running the drinks programme as Head Mixologist at a new 200-cover Glasgow venue, have taught me to stay accurate when speed matters.</w:t>
+        <w:t>I pair that instinct with quantitative work I can defend line by line. I built a Monte Carlo option pricer in which a geometric-Asian control variate cut the standard error of arithmetic-Asian estimates by 97% at 100,000 paths, and my dissertation tests whether sovereign oil hedges make petro-currencies' oil betas smaller, kinked or one-sided on OPEC announcement days, with a pre-registered test of whether what remains is tradable. Proprietary trading appeals to me because the feedback is immediate and impartial: every decision is priced, and improving means learning faster than the market. Nearly two years of busy bar shifts alongside full-time study, and now running the drinks programme as Head Mixologist at a new 200-cover Glasgow venue, have taught me to stay accurate when speed matters.</w:t>
       </w:r>
     </w:p>
     <w:p>
@@ -22008,7 +22008,7 @@
         <w:rPr>
           <w:b w:val="0"/>
         </w:rPr>
-        <w:t>Da Vinci stands out to me because, as a firm founded in 2015, it is still small enough for graduate traders to own strategies, generate profit through position-taking and market making, and improve the firm's trading infrastructure. My dissertation forecasts volatility rather than price, and my option pricer gave me a first-hand feel for how volatility feeds into value; I would like to develop both into trading judgement on Da Vinci's desks.</w:t>
+        <w:t>Da Vinci stands out to me because, as a firm founded in 2015, it is still small enough for graduate traders to own strategies, generate profit through position-taking and market making, and improve the firm's trading infrastructure. My dissertation studies how hedges reshape a price reaction into something smaller, kinked or one-sided, much like an option payoff, and my option pricer gave me a first-hand feel for how volatility feeds into value; I would like to develop both into trading judgement on Da Vinci's desks.</w:t>
       </w:r>
     </w:p>
     <w:p>
@@ -22254,7 +22254,7 @@
         <w:rPr>
           <w:b w:val="0"/>
         </w:rPr>
-        <w:t>I pair that instinct with quantitative work I can defend line by line. I built a Monte Carlo option pricer in which a geometric-Asian control variate cut the standard error of arithmetic-Asian estimates by 97% at 100,000 paths, and my dissertation forecasts European gas volatility with mixed-frequency (MIDAS) models, testing whether better forecasts improve a volatility-targeted TTF futures strategy. Proprietary trading appeals to me because the feedback is immediate and impartial: every decision is priced, and improving means learning faster than the market. Nearly two years of busy bar shifts alongside full-time study, and now running the drinks programme as Head Mixologist at a new 200-cover Glasgow venue, have taught me to stay accurate when speed matters.</w:t>
+        <w:t>I pair that instinct with quantitative work I can defend line by line. I built a Monte Carlo option pricer in which a geometric-Asian control variate cut the standard error of arithmetic-Asian estimates by 97% at 100,000 paths, and my dissertation tests whether sovereign oil hedges make petro-currencies' oil betas smaller, kinked or one-sided on OPEC announcement days, with a pre-registered test of whether what remains is tradable. Proprietary trading appeals to me because the feedback is immediate and impartial: every decision is priced, and improving means learning faster than the market. Nearly two years of busy bar shifts alongside full-time study, and now running the drinks programme as Head Mixologist at a new 200-cover Glasgow venue, have taught me to stay accurate when speed matters.</w:t>
       </w:r>
     </w:p>
     <w:p>
@@ -22511,7 +22511,7 @@
         <w:rPr>
           <w:b w:val="0"/>
         </w:rPr>
-        <w:t>I pair that instinct with quantitative work I can defend line by line. I built a Monte Carlo option pricer in which a geometric-Asian control variate cut the standard error of arithmetic-Asian estimates by 97% at 100,000 paths, and my dissertation forecasts European gas volatility with mixed-frequency (MIDAS) models, testing whether better forecasts improve a volatility-targeted TTF futures strategy. Proprietary trading appeals to me because the feedback is immediate and impartial: every decision is priced, and improving means learning faster than the market. Nearly two years of busy bar shifts alongside full-time study, and now running the drinks programme as Head Mixologist at a new 200-cover Glasgow venue, have taught me to stay accurate when speed matters.</w:t>
+        <w:t>I pair that instinct with quantitative work I can defend line by line. I built a Monte Carlo option pricer in which a geometric-Asian control variate cut the standard error of arithmetic-Asian estimates by 97% at 100,000 paths, and my dissertation tests whether sovereign oil hedges make petro-currencies' oil betas smaller, kinked or one-sided on OPEC announcement days, with a pre-registered test of whether what remains is tradable. Proprietary trading appeals to me because the feedback is immediate and impartial: every decision is priced, and improving means learning faster than the market. Nearly two years of busy bar shifts alongside full-time study, and now running the drinks programme as Head Mixologist at a new 200-cover Glasgow venue, have taught me to stay accurate when speed matters.</w:t>
       </w:r>
     </w:p>
     <w:p>
@@ -22522,7 +22522,7 @@
         <w:rPr>
           <w:b w:val="0"/>
         </w:rPr>
-        <w:t>Virtu stands out to me because its interns turn large data sets into trading models alongside senior traders and quants, through a curriculum and global training week designed to teach how market making really works. An internship from June to August 2027 would let me move straight from my degree into that work in Dublin, bringing the time-series and simulation skills from my dissertation and option pricer.</w:t>
+        <w:t>Virtu stands out to me because its interns turn large data sets into trading models alongside senior traders and quants, through a curriculum and global training week designed to teach how market making really works. An internship from June to August 2027 would let me move straight from my degree into that work in Dublin, bringing the econometric and simulation skills from my dissertation and option pricer.</w:t>
       </w:r>
     </w:p>
     <w:p>
@@ -22768,7 +22768,7 @@
         <w:rPr>
           <w:b w:val="0"/>
         </w:rPr>
-        <w:t>I pair that with a rigorous grounding in how investments behave. I tested CAPM on 694 anomaly portfolios across 54 countries, and my dissertation forecasts European gas volatility with mixed-frequency (MIDAS) models, testing whether better risk forecasts improve a volatility-targeted strategy. Private banking appeals to me because it brings both sides together: rigorous investment thinking in service of a long-term relationship with a client and their family. As Head Mixologist at Le Set, a new 200-cover Glasgow venue, I also train around 15 staff to deliver a consistent standard every shift.</w:t>
+        <w:t>I pair that with a rigorous grounding in how investments behave. I tested CAPM on 694 anomaly portfolios across 54 countries, and my dissertation tests whether governments that hedge oil change how their currencies react to OPEC news, and whether any effect that remains is worth trading after costs. Private banking appeals to me because it brings both sides together: rigorous investment thinking in service of a long-term relationship with a client and their family. As Head Mixologist at Le Set, a new 200-cover Glasgow venue, I also train around 15 staff to deliver a consistent standard every shift.</w:t>
       </w:r>
     </w:p>
     <w:p>
@@ -23025,7 +23025,7 @@
         <w:rPr>
           <w:b w:val="0"/>
         </w:rPr>
-        <w:t>My academic work centres on a question asset managers answer every day: what is a return worth once its risk is understood? I tested CAPM on 694 anomaly portfolios across 54 countries and found it fails jointly in 48 of 53, with momentum and value earning the most persistent alphas. My dissertation, supervised by Dr Luigi Gifuni, forecasts European gas volatility with mixed-frequency (MIDAS) models built on storage, market and news-based data, and tests whether better risk forecasts improve a volatility-targeted futures strategy, a question that matters to any portfolio with commodity exposure.</w:t>
+        <w:t>My academic work centres on a question asset managers answer every day: what is a return worth once its risk is understood? I tested CAPM on 694 anomaly portfolios across 54 countries and found it fails jointly in 48 of 53, with momentum and value earning the most persistent alphas. My dissertation, supervised by Dr Luigi Gifuni, asks whether governments that hedge oil change how their currencies react to OPEC news, through Norway's krone conversions, Russia's 2017–22 budget rule and Mexico's put hedge, and whether any oil risk that remains is worth trading after costs, a question that matters to any portfolio with commodity or currency exposure.</w:t>
       </w:r>
     </w:p>
     <w:p>
@@ -23293,7 +23293,7 @@
         <w:rPr>
           <w:b w:val="0"/>
         </w:rPr>
-        <w:t>My academic work centres on a question asset managers answer every day: what is a return worth once its risk is understood? I tested CAPM on 694 anomaly portfolios across 54 countries and found it fails jointly in 48 of 53, with momentum and value earning the most persistent alphas. My dissertation, supervised by Dr Luigi Gifuni, forecasts European gas volatility with mixed-frequency (MIDAS) models built on storage, market and news-based data, and tests whether better risk forecasts improve a volatility-targeted futures strategy, a question that matters to any portfolio with commodity exposure.</w:t>
+        <w:t>My academic work centres on a question asset managers answer every day: what is a return worth once its risk is understood? I tested CAPM on 694 anomaly portfolios across 54 countries and found it fails jointly in 48 of 53, with momentum and value earning the most persistent alphas. My dissertation, supervised by Dr Luigi Gifuni, asks whether governments that hedge oil change how their currencies react to OPEC news, through Norway's krone conversions, Russia's 2017–22 budget rule and Mexico's put hedge, and whether any oil risk that remains is worth trading after costs, a question that matters to any portfolio with commodity or currency exposure.</w:t>
       </w:r>
     </w:p>
     <w:p>
@@ -23561,7 +23561,7 @@
         <w:rPr>
           <w:b w:val="0"/>
         </w:rPr>
-        <w:t>I pair that with a rigorous grounding in how investments behave. I tested CAPM on 694 anomaly portfolios across 54 countries, and my dissertation forecasts European gas volatility with mixed-frequency (MIDAS) models, testing whether better risk forecasts improve a volatility-targeted strategy. Private banking appeals to me because it brings both sides together: rigorous investment thinking in service of a long-term relationship with a client and their family. As Head Mixologist at Le Set, a new 200-cover Glasgow venue, I also train around 15 staff to deliver a consistent standard every shift.</w:t>
+        <w:t>I pair that with a rigorous grounding in how investments behave. I tested CAPM on 694 anomaly portfolios across 54 countries, and my dissertation tests whether governments that hedge oil change how their currencies react to OPEC news, and whether any effect that remains is worth trading after costs. Private banking appeals to me because it brings both sides together: rigorous investment thinking in service of a long-term relationship with a client and their family. As Head Mixologist at Le Set, a new 200-cover Glasgow venue, I also train around 15 staff to deliver a consistent standard every shift.</w:t>
       </w:r>
     </w:p>
     <w:p>
@@ -23818,7 +23818,7 @@
         <w:rPr>
           <w:b w:val="0"/>
         </w:rPr>
-        <w:t>My academic work centres on a question asset managers answer every day: what is a return worth once its risk is understood? I tested CAPM on 694 anomaly portfolios across 54 countries and found it fails jointly in 48 of 53, with momentum and value earning the most persistent alphas. My dissertation, supervised by Dr Luigi Gifuni, forecasts European gas volatility with mixed-frequency (MIDAS) models built on storage, market and news-based data, and tests whether better risk forecasts improve a volatility-targeted futures strategy, a question that matters to any portfolio with commodity exposure.</w:t>
+        <w:t>My academic work centres on a question asset managers answer every day: what is a return worth once its risk is understood? I tested CAPM on 694 anomaly portfolios across 54 countries and found it fails jointly in 48 of 53, with momentum and value earning the most persistent alphas. My dissertation, supervised by Dr Luigi Gifuni, asks whether governments that hedge oil change how their currencies react to OPEC news, through Norway's krone conversions, Russia's 2017–22 budget rule and Mexico's put hedge, and whether any oil risk that remains is worth trading after costs, a question that matters to any portfolio with commodity or currency exposure.</w:t>
       </w:r>
     </w:p>
     <w:p>
@@ -23840,7 +23840,7 @@
         <w:rPr>
           <w:b w:val="0"/>
         </w:rPr>
-        <w:t>Columbia Threadneedle stands out to me because its graduate rotations cover research, portfolio management and trading, and its trainees join a network of around 250 peers through Investment20/20, which suits someone who wants to understand the whole investment process before specialising. My CAPM research and my dissertation's risk forecasting have prepared me for the research rotations, and I would like to see how those ideas are tested inside a global fund manager.</w:t>
+        <w:t>Columbia Threadneedle stands out to me because its graduate rotations cover research, portfolio management and trading, and its trainees join a network of around 250 peers through Investment20/20, which suits someone who wants to understand the whole investment process before specialising. My CAPM research and my dissertation's work on currency and commodity risk have prepared me for the research rotations, and I would like to see how those ideas are tested inside a global fund manager.</w:t>
       </w:r>
     </w:p>
     <w:p>
@@ -24097,7 +24097,7 @@
         <w:rPr>
           <w:b w:val="0"/>
         </w:rPr>
-        <w:t>Consulting appeals to me for the range of problems and the standard of thinking it demands: a recommendation has to be structured, evidenced and clear enough for a client to act on. My dissertation applies the same discipline to a broad question, whether news improves forecasts of European gas volatility, by breaking it into testable parts using mixed-frequency (MIDAS) models and out-of-sample comparisons against benchmarks. In co-founding the Strathclyde Agricapital Society, I built an organisation from launch to 126 members and led weekly sessions on transactions such as Olam Agri's USD 1.24bn stake sale to SALIC.</w:t>
+        <w:t>Consulting appeals to me for the range of problems and the standard of thinking it demands: a recommendation has to be structured, evidenced and clear enough for a client to act on. My dissertation applies the same discipline to a broad question, whether governments that hedge oil for their economies change how their currencies react to OPEC news, by breaking it into three testable predictions for Norway, Russia and Mexico and testing each with event studies and difference-in-differences. In co-founding the Strathclyde Agricapital Society, I built an organisation from launch to 126 members and led weekly sessions on transactions such as Olam Agri's USD 1.24bn stake sale to SALIC.</w:t>
       </w:r>
     </w:p>
     <w:p>
@@ -24108,7 +24108,7 @@
         <w:rPr>
           <w:b w:val="0"/>
         </w:rPr>
-        <w:t>LCP Delta stands out to me because its graduates support both one-off client projects and subscription research on how households and businesses use energy, using data, insights and models to advise clients from energy majors to start-ups. My dissertation builds forecasts from storage, market and news data, and I would like to apply the same mix of econometrics and clear writing to research that clients rely on, without leaving Scotland.</w:t>
+        <w:t>LCP Delta stands out to me because its graduates support both one-off client projects and subscription research on how households and businesses use energy, using data, insights and models to advise clients from energy majors to start-ups. My dissertation builds an original dataset of how governments manage oil-price risk and tests it econometrically, and I would like to apply the same mix of econometrics and clear writing to research that clients rely on, without leaving Scotland.</w:t>
       </w:r>
     </w:p>
     <w:p>
@@ -24354,7 +24354,7 @@
         <w:rPr>
           <w:b w:val="0"/>
         </w:rPr>
-        <w:t>Consulting appeals to me for the range of problems and the standard of thinking it demands: a recommendation has to be structured, evidenced and clear enough for a client to act on. My dissertation applies the same discipline to a broad question, whether news improves forecasts of European gas volatility, by breaking it into testable parts using mixed-frequency (MIDAS) models and out-of-sample comparisons against benchmarks. In co-founding the Strathclyde Agricapital Society, I built an organisation from launch to 126 members and led weekly sessions on transactions such as Olam Agri's USD 1.24bn stake sale to SALIC.</w:t>
+        <w:t>Consulting appeals to me for the range of problems and the standard of thinking it demands: a recommendation has to be structured, evidenced and clear enough for a client to act on. My dissertation applies the same discipline to a broad question, whether governments that hedge oil for their economies change how their currencies react to OPEC news, by breaking it into three testable predictions for Norway, Russia and Mexico and testing each with event studies and difference-in-differences. In co-founding the Strathclyde Agricapital Society, I built an organisation from launch to 126 members and led weekly sessions on transactions such as Olam Agri's USD 1.24bn stake sale to SALIC.</w:t>
       </w:r>
     </w:p>
     <w:p>
@@ -24611,7 +24611,7 @@
         <w:rPr>
           <w:b w:val="0"/>
         </w:rPr>
-        <w:t>Consulting appeals to me for the range of problems and the standard of thinking it demands: a recommendation has to be structured, evidenced and clear enough for a client to act on. My dissertation applies the same discipline to a broad question, whether news improves forecasts of European gas volatility, by breaking it into testable parts using mixed-frequency (MIDAS) models and out-of-sample comparisons against benchmarks. In co-founding the Strathclyde Agricapital Society, I built an organisation from launch to 126 members and led weekly sessions on transactions such as Olam Agri's USD 1.24bn stake sale to SALIC.</w:t>
+        <w:t>Consulting appeals to me for the range of problems and the standard of thinking it demands: a recommendation has to be structured, evidenced and clear enough for a client to act on. My dissertation applies the same discipline to a broad question, whether governments that hedge oil for their economies change how their currencies react to OPEC news, by breaking it into three testable predictions for Norway, Russia and Mexico and testing each with event studies and difference-in-differences. In co-founding the Strathclyde Agricapital Society, I built an organisation from launch to 126 members and led weekly sessions on transactions such as Olam Agri's USD 1.24bn stake sale to SALIC.</w:t>
       </w:r>
     </w:p>
     <w:p>
@@ -24868,7 +24868,7 @@
         <w:rPr>
           <w:b w:val="0"/>
         </w:rPr>
-        <w:t>Consulting appeals to me for the range of problems and the standard of thinking it demands: a recommendation has to be structured, evidenced and clear enough for a client to act on. My dissertation applies the same discipline to a broad question, whether news improves forecasts of European gas volatility, by breaking it into testable parts using mixed-frequency (MIDAS) models and out-of-sample comparisons against benchmarks. In co-founding the Strathclyde Agricapital Society, I built an organisation from launch to 126 members and led weekly sessions on transactions such as Olam Agri's USD 1.24bn stake sale to SALIC.</w:t>
+        <w:t>Consulting appeals to me for the range of problems and the standard of thinking it demands: a recommendation has to be structured, evidenced and clear enough for a client to act on. My dissertation applies the same discipline to a broad question, whether governments that hedge oil for their economies change how their currencies react to OPEC news, by breaking it into three testable predictions for Norway, Russia and Mexico and testing each with event studies and difference-in-differences. In co-founding the Strathclyde Agricapital Society, I built an organisation from launch to 126 members and led weekly sessions on transactions such as Olam Agri's USD 1.24bn stake sale to SALIC.</w:t>
       </w:r>
     </w:p>
     <w:p>
@@ -24879,7 +24879,7 @@
         <w:rPr>
           <w:b w:val="0"/>
         </w:rPr>
-        <w:t>Cornwall Insight stands out to me because its graduates rotate across Market Intelligence, Consultancy and either the Content or Ireland teams over sixteen months, covering British, Irish and Australian energy markets. Wholesale gas prices drive much of the price cap, and my dissertation on TTF volatility has given me a grounding in the forces behind them; I would value learning how Cornwall Insight turns those forces into forecasts that consumers, suppliers and policymakers rely on.</w:t>
+        <w:t>Cornwall Insight stands out to me because its graduates rotate across Market Intelligence, Consultancy and either the Content or Ireland teams over sixteen months, covering British, Irish and Australian energy markets. Wholesale gas prices drive much of the price cap, and my dissertation, on how OPEC supply news moves energy markets and the currencies of exporters, has given me a feel for how supply shocks travel; I would value learning how Cornwall Insight turns forces like these into forecasts that consumers, suppliers and policymakers rely on.</w:t>
       </w:r>
     </w:p>
     <w:p>
@@ -25136,7 +25136,7 @@
         <w:rPr>
           <w:b w:val="0"/>
         </w:rPr>
-        <w:t>Consulting appeals to me for the range of problems and the standard of thinking it demands: a recommendation has to be structured, evidenced and clear enough for a client to act on. My dissertation applies the same discipline to a broad question, whether news improves forecasts of European gas volatility, by breaking it into testable parts using mixed-frequency (MIDAS) models and out-of-sample comparisons against benchmarks. In co-founding the Strathclyde Agricapital Society, I built an organisation from launch to 126 members and led weekly sessions on transactions such as Olam Agri's USD 1.24bn stake sale to SALIC.</w:t>
+        <w:t>Consulting appeals to me for the range of problems and the standard of thinking it demands: a recommendation has to be structured, evidenced and clear enough for a client to act on. My dissertation applies the same discipline to a broad question, whether governments that hedge oil for their economies change how their currencies react to OPEC news, by breaking it into three testable predictions for Norway, Russia and Mexico and testing each with event studies and difference-in-differences. In co-founding the Strathclyde Agricapital Society, I built an organisation from launch to 126 members and led weekly sessions on transactions such as Olam Agri's USD 1.24bn stake sale to SALIC.</w:t>
       </w:r>
     </w:p>
     <w:p>
@@ -25147,7 +25147,7 @@
         <w:rPr>
           <w:b w:val="0"/>
         </w:rPr>
-        <w:t>Cambridge Econometrics stands out to me because its graduate training programme places new economists in its Society or Environment teams, where models such as E3ME turn energy and climate policy questions into evidence for clients. My dissertation's mixed-frequency models and my CAPM study have given me practical experience of building, testing and explaining econometric models, and I would like to develop those skills on energy and environment projects.</w:t>
+        <w:t>Cambridge Econometrics stands out to me because its graduate training programme places new economists in its Society or Environment teams, where models such as E3ME turn energy and climate policy questions into evidence for clients. My dissertation's event studies and difference-in-differences, and my CAPM study, have given me practical experience of building, testing and explaining econometric models, and I would like to develop those skills on energy and environment projects.</w:t>
       </w:r>
     </w:p>
     <w:p>

--- a/applications/Will_McGowan_All_70_Cover_Letters_2027.docx
+++ b/applications/Will_McGowan_All_70_Cover_Letters_2027.docx
@@ -9555,7 +9555,7 @@
         <w:rPr>
           <w:b w:val="0"/>
         </w:rPr>
-        <w:t>Sales and trading appeals to me because it joins analysis to a live price and to a client who needs a clear answer quickly. Writing those weekly notes taught me to turn analysis into a view that non-specialists can act on. In nearly two years at KONG, I learned that a recommendation lands only when it fits the person hearing it: by analysing sales patterns and refining our upselling prompts, I raised average customer spend by an estimated 25%. I also take risk seriously; my lifetime poker winnings of over £40,000 were built on disciplined bet sizing and a strict bankroll rule.</w:t>
+        <w:t>Sales and trading appeals to me because it joins analysis to a live price and to a client who needs a clear answer quickly. Writing those weekly notes taught me to turn analysis into a view that non-specialists can act on. In nearly two years at KONG, I learned that a recommendation lands only when it fits the person hearing it: by analysing sales patterns and refining our upselling prompts, I raised average customer spend by an estimated 25%. I also take risk seriously: at the Strathclyde Poker Society, where I was Vice-President and then President, I taught new members to use the Kelly criterion to work out how many buy-ins their own win rate, variance and appetite for risk call for.</w:t>
       </w:r>
     </w:p>
     <w:p>
@@ -9823,7 +9823,7 @@
         <w:rPr>
           <w:b w:val="0"/>
         </w:rPr>
-        <w:t>Sales and trading appeals to me because it joins analysis to a live price and to a client who needs a clear answer quickly. Writing those weekly notes taught me to turn analysis into a view that non-specialists can act on. In nearly two years at KONG, I learned that a recommendation lands only when it fits the person hearing it: by analysing sales patterns and refining our upselling prompts, I raised average customer spend by an estimated 25%. I also take risk seriously; my lifetime poker winnings of over £40,000 were built on disciplined bet sizing and a strict bankroll rule.</w:t>
+        <w:t>Sales and trading appeals to me because it joins analysis to a live price and to a client who needs a clear answer quickly. Writing those weekly notes taught me to turn analysis into a view that non-specialists can act on. In nearly two years at KONG, I learned that a recommendation lands only when it fits the person hearing it: by analysing sales patterns and refining our upselling prompts, I raised average customer spend by an estimated 25%. I also take risk seriously: at the Strathclyde Poker Society, where I was Vice-President and then President, I taught new members to use the Kelly criterion to work out how many buy-ins their own win rate, variance and appetite for risk call for.</w:t>
       </w:r>
     </w:p>
     <w:p>
@@ -10091,7 +10091,7 @@
         <w:rPr>
           <w:b w:val="0"/>
         </w:rPr>
-        <w:t>Sales and trading appeals to me because it joins analysis to a live price and to a client who needs a clear answer quickly. Writing those weekly notes taught me to turn analysis into a view that non-specialists can act on. In nearly two years at KONG, I learned that a recommendation lands only when it fits the person hearing it: by analysing sales patterns and refining our upselling prompts, I raised average customer spend by an estimated 25%. I also take risk seriously; my lifetime poker winnings of over £40,000 were built on disciplined bet sizing and a strict bankroll rule.</w:t>
+        <w:t>Sales and trading appeals to me because it joins analysis to a live price and to a client who needs a clear answer quickly. Writing those weekly notes taught me to turn analysis into a view that non-specialists can act on. In nearly two years at KONG, I learned that a recommendation lands only when it fits the person hearing it: by analysing sales patterns and refining our upselling prompts, I raised average customer spend by an estimated 25%. I also take risk seriously: at the Strathclyde Poker Society, where I was Vice-President and then President, I taught new members to use the Kelly criterion to work out how many buy-ins their own win rate, variance and appetite for risk call for.</w:t>
       </w:r>
     </w:p>
     <w:p>
@@ -10359,7 +10359,7 @@
         <w:rPr>
           <w:b w:val="0"/>
         </w:rPr>
-        <w:t>Sales and trading appeals to me because it joins analysis to a live price and to a client who needs a clear answer quickly. Writing those weekly notes taught me to turn analysis into a view that non-specialists can act on. In nearly two years at KONG, I learned that a recommendation lands only when it fits the person hearing it: by analysing sales patterns and refining our upselling prompts, I raised average customer spend by an estimated 25%. I also take risk seriously; my lifetime poker winnings of over £40,000 were built on disciplined bet sizing and a strict bankroll rule.</w:t>
+        <w:t>Sales and trading appeals to me because it joins analysis to a live price and to a client who needs a clear answer quickly. Writing those weekly notes taught me to turn analysis into a view that non-specialists can act on. In nearly two years at KONG, I learned that a recommendation lands only when it fits the person hearing it: by analysing sales patterns and refining our upselling prompts, I raised average customer spend by an estimated 25%. I also take risk seriously: at the Strathclyde Poker Society, where I was Vice-President and then President, I taught new members to use the Kelly criterion to work out how many buy-ins their own win rate, variance and appetite for risk call for.</w:t>
       </w:r>
     </w:p>
     <w:p>
@@ -10627,7 +10627,7 @@
         <w:rPr>
           <w:b w:val="0"/>
         </w:rPr>
-        <w:t>Sales and trading appeals to me because it joins analysis to a live price and to a client who needs a clear answer quickly. Writing those weekly notes taught me to turn analysis into a view that non-specialists can act on. In nearly two years at KONG, I learned that a recommendation lands only when it fits the person hearing it: by analysing sales patterns and refining our upselling prompts, I raised average customer spend by an estimated 25%. I also take risk seriously; my lifetime poker winnings of over £40,000 were built on disciplined bet sizing and a strict bankroll rule.</w:t>
+        <w:t>Sales and trading appeals to me because it joins analysis to a live price and to a client who needs a clear answer quickly. Writing those weekly notes taught me to turn analysis into a view that non-specialists can act on. In nearly two years at KONG, I learned that a recommendation lands only when it fits the person hearing it: by analysing sales patterns and refining our upselling prompts, I raised average customer spend by an estimated 25%. I also take risk seriously: at the Strathclyde Poker Society, where I was Vice-President and then President, I taught new members to use the Kelly criterion to work out how many buy-ins their own win rate, variance and appetite for risk call for.</w:t>
       </w:r>
     </w:p>
     <w:p>
@@ -10884,7 +10884,7 @@
         <w:rPr>
           <w:b w:val="0"/>
         </w:rPr>
-        <w:t>Hedge funds appeal to me because the distance between an idea and its consequences is short: a research view becomes a position, and the position is marked every day. I take that accountability seriously. My lifetime poker winnings of over £40,000 came from respecting variance and sizing risk to a strict 50-buy-in bankroll rule, and as Treasurer of the Agricapital Society, which I helped grow to 126 members, I manage its budget and accounts.</w:t>
+        <w:t>Hedge funds appeal to me because the distance between an idea and its consequences is short: a research view becomes a position, and the position is marked every day. I take that accountability seriously. As Vice-President and then President of the Strathclyde Poker Society, I taught new members to use the Kelly criterion to work out how many buy-ins their win rate, variance and risk tolerance call for, with a buffer because their edge is only an estimate; a position sized on an uncertain alpha needs the same caution. As Treasurer of the Agricapital Society, which I helped grow to 126 members, I manage its budget and accounts.</w:t>
       </w:r>
     </w:p>
     <w:p>
@@ -11141,7 +11141,7 @@
         <w:rPr>
           <w:b w:val="0"/>
         </w:rPr>
-        <w:t>Hedge funds appeal to me because the distance between an idea and its consequences is short: a research view becomes a position, and the position is marked every day. I take that accountability seriously. My lifetime poker winnings of over £40,000 came from respecting variance and sizing risk to a strict 50-buy-in bankroll rule, and as Treasurer of the Agricapital Society, which I helped grow to 126 members, I manage its budget and accounts.</w:t>
+        <w:t>Hedge funds appeal to me because the distance between an idea and its consequences is short: a research view becomes a position, and the position is marked every day. I take that accountability seriously. As Vice-President and then President of the Strathclyde Poker Society, I taught new members to use the Kelly criterion to work out how many buy-ins their win rate, variance and risk tolerance call for, with a buffer because their edge is only an estimate; a position sized on an uncertain alpha needs the same caution. As Treasurer of the Agricapital Society, which I helped grow to 126 members, I manage its budget and accounts.</w:t>
       </w:r>
     </w:p>
     <w:p>
@@ -11409,7 +11409,7 @@
         <w:rPr>
           <w:b w:val="0"/>
         </w:rPr>
-        <w:t>Hedge funds appeal to me because the distance between an idea and its consequences is short: a research view becomes a position, and the position is marked every day. I take that accountability seriously. My lifetime poker winnings of over £40,000 came from respecting variance and sizing risk to a strict 50-buy-in bankroll rule, and as Treasurer of the Agricapital Society, which I helped grow to 126 members, I manage its budget and accounts.</w:t>
+        <w:t>Hedge funds appeal to me because the distance between an idea and its consequences is short: a research view becomes a position, and the position is marked every day. I take that accountability seriously. As Vice-President and then President of the Strathclyde Poker Society, I taught new members to use the Kelly criterion to work out how many buy-ins their win rate, variance and risk tolerance call for, with a buffer because their edge is only an estimate; a position sized on an uncertain alpha needs the same caution. As Treasurer of the Agricapital Society, which I helped grow to 126 members, I manage its budget and accounts.</w:t>
       </w:r>
     </w:p>
     <w:p>
@@ -11677,7 +11677,7 @@
         <w:rPr>
           <w:b w:val="0"/>
         </w:rPr>
-        <w:t>Hedge funds appeal to me because the distance between an idea and its consequences is short: a research view becomes a position, and the position is marked every day. I take that accountability seriously. My lifetime poker winnings of over £40,000 came from respecting variance and sizing risk to a strict 50-buy-in bankroll rule, and as Treasurer of the Agricapital Society, which I helped grow to 126 members, I manage its budget and accounts.</w:t>
+        <w:t>Hedge funds appeal to me because the distance between an idea and its consequences is short: a research view becomes a position, and the position is marked every day. I take that accountability seriously. As Vice-President and then President of the Strathclyde Poker Society, I taught new members to use the Kelly criterion to work out how many buy-ins their win rate, variance and risk tolerance call for, with a buffer because their edge is only an estimate; a position sized on an uncertain alpha needs the same caution. As Treasurer of the Agricapital Society, which I helped grow to 126 members, I manage its budget and accounts.</w:t>
       </w:r>
     </w:p>
     <w:p>
@@ -11934,7 +11934,7 @@
         <w:rPr>
           <w:b w:val="0"/>
         </w:rPr>
-        <w:t>Hedge funds appeal to me because the distance between an idea and its consequences is short: a research view becomes a position, and the position is marked every day. I take that accountability seriously. My lifetime poker winnings of over £40,000 came from respecting variance and sizing risk to a strict 50-buy-in bankroll rule, and as Treasurer of the Agricapital Society, which I helped grow to 126 members, I manage its budget and accounts.</w:t>
+        <w:t>Hedge funds appeal to me because the distance between an idea and its consequences is short: a research view becomes a position, and the position is marked every day. I take that accountability seriously. As Vice-President and then President of the Strathclyde Poker Society, I taught new members to use the Kelly criterion to work out how many buy-ins their win rate, variance and risk tolerance call for, with a buffer because their edge is only an estimate; a position sized on an uncertain alpha needs the same caution. As Treasurer of the Agricapital Society, which I helped grow to 126 members, I manage its budget and accounts.</w:t>
       </w:r>
     </w:p>
     <w:p>
@@ -12180,7 +12180,7 @@
         <w:rPr>
           <w:b w:val="0"/>
         </w:rPr>
-        <w:t>I am applying for the Quantitative Trader – Graduate: 2027 role in London. I am a final-year Economics student at the University of Strathclyde, graduating in summer 2027 with a predicted 2:1. Susquehanna's training in game theory and decision-making under uncertainty appeals to me because those are the skills behind my results at the poker table.</w:t>
+        <w:t>I am applying for the Quantitative Trader – Graduate: 2027 role in London. I am a final-year Economics student at the University of Strathclyde, graduating in summer 2027 with a predicted 2:1. Susquehanna's training in game theory and decision-making under uncertainty appeals to me because those are the skills I rely on at the poker table.</w:t>
       </w:r>
     </w:p>
     <w:p>
@@ -12191,7 +12191,7 @@
         <w:rPr>
           <w:b w:val="0"/>
         </w:rPr>
-        <w:t>Most of what I am proudest of comes down to good decisions made with incomplete information. My lifetime poker cash-game winnings of over £40,000 came from expected-value reasoning, disciplined bet sizing and a strict 50-buy-in bankroll rule. I also finished 14th at the Irish U19 Chess Championships in 2023 and won 21 of 22 games in a simultaneous exhibition against players with an average FIDE rating of 1860. As Vice-President and then President of the Strathclyde Poker Society, I ran weekly tournaments for around 60 players on a £600-per-semester budget, reconciling every buy-in and prize pool.</w:t>
+        <w:t>Most of what I am proudest of comes down to good decisions made with incomplete information. Playing 12 poker tables at once, I based every decision on expected value and set my stakes with the Kelly criterion, keeping at least 50 buy-ins because an edge estimated from my own results could be overstated. I also finished 14th at the Irish U19 Chess Championships in 2023 and won 21 of 22 games in a simultaneous exhibition against players with an average FIDE rating of 1860. As Vice-President and then President of the Strathclyde Poker Society, I ran weekly tournaments for around 60 players on a £600 budget per semester and taught new members to use the same method to work out how many buy-ins their own win rate, variance and risk tolerance call for.</w:t>
       </w:r>
     </w:p>
     <w:p>
@@ -12459,7 +12459,7 @@
         <w:rPr>
           <w:b w:val="0"/>
         </w:rPr>
-        <w:t>Most of what I am proudest of comes down to good decisions made with incomplete information. My lifetime poker cash-game winnings of over £40,000 came from expected-value reasoning, disciplined bet sizing and a strict 50-buy-in bankroll rule. I also finished 14th at the Irish U19 Chess Championships in 2023 and won 21 of 22 games in a simultaneous exhibition against players with an average FIDE rating of 1860. As Vice-President and then President of the Strathclyde Poker Society, I ran weekly tournaments for around 60 players on a £600-per-semester budget, reconciling every buy-in and prize pool.</w:t>
+        <w:t>Most of what I am proudest of comes down to good decisions made with incomplete information. Playing 12 poker tables at once, I based every decision on expected value and set my stakes with the Kelly criterion, keeping at least 50 buy-ins because an edge estimated from my own results could be overstated. I also finished 14th at the Irish U19 Chess Championships in 2023 and won 21 of 22 games in a simultaneous exhibition against players with an average FIDE rating of 1860. As Vice-President and then President of the Strathclyde Poker Society, I ran weekly tournaments for around 60 players on a £600 budget per semester and taught new members to use the same method to work out how many buy-ins their own win rate, variance and risk tolerance call for.</w:t>
       </w:r>
     </w:p>
     <w:p>
@@ -12727,7 +12727,7 @@
         <w:rPr>
           <w:b w:val="0"/>
         </w:rPr>
-        <w:t>Most of what I am proudest of comes down to good decisions made with incomplete information. My lifetime poker cash-game winnings of over £40,000 came from expected-value reasoning, disciplined bet sizing and a strict 50-buy-in bankroll rule. I also finished 14th at the Irish U19 Chess Championships in 2023 and won 21 of 22 games in a simultaneous exhibition against players with an average FIDE rating of 1860. As Vice-President and then President of the Strathclyde Poker Society, I ran weekly tournaments for around 60 players on a £600-per-semester budget, reconciling every buy-in and prize pool.</w:t>
+        <w:t>Most of what I am proudest of comes down to good decisions made with incomplete information. Playing 12 poker tables at once, I based every decision on expected value and set my stakes with the Kelly criterion, keeping at least 50 buy-ins because an edge estimated from my own results could be overstated. I also finished 14th at the Irish U19 Chess Championships in 2023 and won 21 of 22 games in a simultaneous exhibition against players with an average FIDE rating of 1860. As Vice-President and then President of the Strathclyde Poker Society, I ran weekly tournaments for around 60 players on a £600 budget per semester and taught new members to use the same method to work out how many buy-ins their own win rate, variance and risk tolerance call for.</w:t>
       </w:r>
     </w:p>
     <w:p>
@@ -12984,7 +12984,7 @@
         <w:rPr>
           <w:b w:val="0"/>
         </w:rPr>
-        <w:t>Most of what I am proudest of comes down to good decisions made with incomplete information. My lifetime poker cash-game winnings of over £40,000 came from expected-value reasoning, disciplined bet sizing and a strict 50-buy-in bankroll rule. I also finished 14th at the Irish U19 Chess Championships in 2023 and won 21 of 22 games in a simultaneous exhibition against players with an average FIDE rating of 1860. As Vice-President and then President of the Strathclyde Poker Society, I ran weekly tournaments for around 60 players on a £600-per-semester budget, reconciling every buy-in and prize pool.</w:t>
+        <w:t>Most of what I am proudest of comes down to good decisions made with incomplete information. Playing 12 poker tables at once, I based every decision on expected value and set my stakes with the Kelly criterion, keeping at least 50 buy-ins because an edge estimated from my own results could be overstated. I also finished 14th at the Irish U19 Chess Championships in 2023 and won 21 of 22 games in a simultaneous exhibition against players with an average FIDE rating of 1860. As Vice-President and then President of the Strathclyde Poker Society, I ran weekly tournaments for around 60 players on a £600 budget per semester and taught new members to use the same method to work out how many buy-ins their own win rate, variance and risk tolerance call for.</w:t>
       </w:r>
     </w:p>
     <w:p>
@@ -13263,7 +13263,7 @@
         <w:rPr>
           <w:b w:val="0"/>
         </w:rPr>
-        <w:t>Quantitative research appeals to me because it is honest: an idea only counts if it survives data it has not seen. Poker taught me the same respect for variance; my lifetime cash-game winnings of over £40,000 came from disciplined bet sizing and a strict 50-buy-in bankroll rule rather than any single good night. I brought that discipline to the Strathclyde Agricapital Society, which I co-founded and grew to 126 members, where I built a wheat calendar-spread strategy whose weekly backtest returned a Sharpe ratio of 0.76 before costs and 0.28 after.</w:t>
+        <w:t>Quantitative research appeals to me because it is honest: an idea only counts if it survives data it has not seen. Poker taught me the same respect for variance: playing 12 cash-game tables at once, I set my stakes with the Kelly criterion but kept at least 50 buy-ins in case I had overestimated my edge, and at the Strathclyde Poker Society I taught new members to size their own bankrolls the same way. I brought that discipline to the Strathclyde Agricapital Society, which I co-founded and grew to 126 members, where I built a wheat calendar-spread strategy whose weekly backtest returned a Sharpe ratio of 0.76 before costs and 0.28 after.</w:t>
       </w:r>
     </w:p>
     <w:p>
@@ -18847,7 +18847,7 @@
         <w:rPr>
           <w:b w:val="0"/>
         </w:rPr>
-        <w:t>Sales and trading appeals to me because it joins analysis to a live price and to a client who needs a clear answer quickly. Writing those weekly notes taught me to turn analysis into a view that non-specialists can act on. In nearly two years at KONG, I learned that a recommendation lands only when it fits the person hearing it: by analysing sales patterns and refining our upselling prompts, I raised average customer spend by an estimated 25%. I also take risk seriously; my lifetime poker winnings of over £40,000 were built on disciplined bet sizing and a strict bankroll rule.</w:t>
+        <w:t>Sales and trading appeals to me because it joins analysis to a live price and to a client who needs a clear answer quickly. Writing those weekly notes taught me to turn analysis into a view that non-specialists can act on. In nearly two years at KONG, I learned that a recommendation lands only when it fits the person hearing it: by analysing sales patterns and refining our upselling prompts, I raised average customer spend by an estimated 25%. I also take risk seriously: at the Strathclyde Poker Society, where I was Vice-President and then President, I taught new members to use the Kelly criterion to work out how many buy-ins their own win rate, variance and appetite for risk call for.</w:t>
       </w:r>
     </w:p>
     <w:p>
@@ -19115,7 +19115,7 @@
         <w:rPr>
           <w:b w:val="0"/>
         </w:rPr>
-        <w:t>Sales and trading appeals to me because it joins analysis to a live price and to a client who needs a clear answer quickly. Writing those weekly notes taught me to turn analysis into a view that non-specialists can act on. In nearly two years at KONG, I learned that a recommendation lands only when it fits the person hearing it: by analysing sales patterns and refining our upselling prompts, I raised average customer spend by an estimated 25%. I also take risk seriously; my lifetime poker winnings of over £40,000 were built on disciplined bet sizing and a strict bankroll rule.</w:t>
+        <w:t>Sales and trading appeals to me because it joins analysis to a live price and to a client who needs a clear answer quickly. Writing those weekly notes taught me to turn analysis into a view that non-specialists can act on. In nearly two years at KONG, I learned that a recommendation lands only when it fits the person hearing it: by analysing sales patterns and refining our upselling prompts, I raised average customer spend by an estimated 25%. I also take risk seriously: at the Strathclyde Poker Society, where I was Vice-President and then President, I taught new members to use the Kelly criterion to work out how many buy-ins their own win rate, variance and appetite for risk call for.</w:t>
       </w:r>
     </w:p>
     <w:p>
@@ -19383,7 +19383,7 @@
         <w:rPr>
           <w:b w:val="0"/>
         </w:rPr>
-        <w:t>Sales and trading appeals to me because it joins analysis to a live price and to a client who needs a clear answer quickly. Writing those weekly notes taught me to turn analysis into a view that non-specialists can act on. In nearly two years at KONG, I learned that a recommendation lands only when it fits the person hearing it: by analysing sales patterns and refining our upselling prompts, I raised average customer spend by an estimated 25%. I also take risk seriously; my lifetime poker winnings of over £40,000 were built on disciplined bet sizing and a strict bankroll rule.</w:t>
+        <w:t>Sales and trading appeals to me because it joins analysis to a live price and to a client who needs a clear answer quickly. Writing those weekly notes taught me to turn analysis into a view that non-specialists can act on. In nearly two years at KONG, I learned that a recommendation lands only when it fits the person hearing it: by analysing sales patterns and refining our upselling prompts, I raised average customer spend by an estimated 25%. I also take risk seriously: at the Strathclyde Poker Society, where I was Vice-President and then President, I taught new members to use the Kelly criterion to work out how many buy-ins their own win rate, variance and appetite for risk call for.</w:t>
       </w:r>
     </w:p>
     <w:p>
@@ -19651,7 +19651,7 @@
         <w:rPr>
           <w:b w:val="0"/>
         </w:rPr>
-        <w:t>Sales and trading appeals to me because it joins analysis to a live price and to a client who needs a clear answer quickly. Writing those weekly notes taught me to turn analysis into a view that non-specialists can act on. In nearly two years at KONG, I learned that a recommendation lands only when it fits the person hearing it: by analysing sales patterns and refining our upselling prompts, I raised average customer spend by an estimated 25%. I also take risk seriously; my lifetime poker winnings of over £40,000 were built on disciplined bet sizing and a strict bankroll rule.</w:t>
+        <w:t>Sales and trading appeals to me because it joins analysis to a live price and to a client who needs a clear answer quickly. Writing those weekly notes taught me to turn analysis into a view that non-specialists can act on. In nearly two years at KONG, I learned that a recommendation lands only when it fits the person hearing it: by analysing sales patterns and refining our upselling prompts, I raised average customer spend by an estimated 25%. I also take risk seriously: at the Strathclyde Poker Society, where I was Vice-President and then President, I taught new members to use the Kelly criterion to work out how many buy-ins their own win rate, variance and appetite for risk call for.</w:t>
       </w:r>
     </w:p>
     <w:p>
@@ -19908,7 +19908,7 @@
         <w:rPr>
           <w:b w:val="0"/>
         </w:rPr>
-        <w:t>Sales and trading appeals to me because it joins analysis to a live price and to a client who needs a clear answer quickly. Writing those weekly notes taught me to turn analysis into a view that non-specialists can act on. In nearly two years at KONG, I learned that a recommendation lands only when it fits the person hearing it: by analysing sales patterns and refining our upselling prompts, I raised average customer spend by an estimated 25%. I also take risk seriously; my lifetime poker winnings of over £40,000 were built on disciplined bet sizing and a strict bankroll rule.</w:t>
+        <w:t>Sales and trading appeals to me because it joins analysis to a live price and to a client who needs a clear answer quickly. Writing those weekly notes taught me to turn analysis into a view that non-specialists can act on. In nearly two years at KONG, I learned that a recommendation lands only when it fits the person hearing it: by analysing sales patterns and refining our upselling prompts, I raised average customer spend by an estimated 25%. I also take risk seriously: at the Strathclyde Poker Society, where I was Vice-President and then President, I taught new members to use the Kelly criterion to work out how many buy-ins their own win rate, variance and appetite for risk call for.</w:t>
       </w:r>
     </w:p>
     <w:p>
@@ -20165,7 +20165,7 @@
         <w:rPr>
           <w:b w:val="0"/>
         </w:rPr>
-        <w:t>Hedge funds appeal to me because the distance between an idea and its consequences is short: a research view becomes a position, and the position is marked every day. I take that accountability seriously. My lifetime poker winnings of over £40,000 came from respecting variance and sizing risk to a strict 50-buy-in bankroll rule, and as Treasurer of the Agricapital Society, which I helped grow to 126 members, I manage its budget and accounts.</w:t>
+        <w:t>Hedge funds appeal to me because the distance between an idea and its consequences is short: a research view becomes a position, and the position is marked every day. I take that accountability seriously. As Vice-President and then President of the Strathclyde Poker Society, I taught new members to use the Kelly criterion to work out how many buy-ins their win rate, variance and risk tolerance call for, with a buffer because their edge is only an estimate; a position sized on an uncertain alpha needs the same caution. As Treasurer of the Agricapital Society, which I helped grow to 126 members, I manage its budget and accounts.</w:t>
       </w:r>
     </w:p>
     <w:p>
@@ -20958,7 +20958,7 @@
         <w:rPr>
           <w:b w:val="0"/>
         </w:rPr>
-        <w:t>Hedge funds appeal to me because the distance between an idea and its consequences is short: a research view becomes a position, and the position is marked every day. I take that accountability seriously. My lifetime poker winnings of over £40,000 came from respecting variance and sizing risk to a strict 50-buy-in bankroll rule, and as Treasurer of the Agricapital Society, which I helped grow to 126 members, I manage its budget and accounts.</w:t>
+        <w:t>Hedge funds appeal to me because the distance between an idea and its consequences is short: a research view becomes a position, and the position is marked every day. I take that accountability seriously. As Vice-President and then President of the Strathclyde Poker Society, I taught new members to use the Kelly criterion to work out how many buy-ins their win rate, variance and risk tolerance call for, with a buffer because their edge is only an estimate; a position sized on an uncertain alpha needs the same caution. As Treasurer of the Agricapital Society, which I helped grow to 126 members, I manage its budget and accounts.</w:t>
       </w:r>
     </w:p>
     <w:p>
@@ -21226,7 +21226,7 @@
         <w:rPr>
           <w:b w:val="0"/>
         </w:rPr>
-        <w:t>Hedge funds appeal to me because the distance between an idea and its consequences is short: a research view becomes a position, and the position is marked every day. I take that accountability seriously. My lifetime poker winnings of over £40,000 came from respecting variance and sizing risk to a strict 50-buy-in bankroll rule, and as Treasurer of the Agricapital Society, which I helped grow to 126 members, I manage its budget and accounts.</w:t>
+        <w:t>Hedge funds appeal to me because the distance between an idea and its consequences is short: a research view becomes a position, and the position is marked every day. I take that accountability seriously. As Vice-President and then President of the Strathclyde Poker Society, I taught new members to use the Kelly criterion to work out how many buy-ins their win rate, variance and risk tolerance call for, with a buffer because their edge is only an estimate; a position sized on an uncertain alpha needs the same caution. As Treasurer of the Agricapital Society, which I helped grow to 126 members, I manage its budget and accounts.</w:t>
       </w:r>
     </w:p>
     <w:p>
@@ -21472,7 +21472,7 @@
         <w:rPr>
           <w:b w:val="0"/>
         </w:rPr>
-        <w:t>Most of what I am proudest of comes down to good decisions made with incomplete information. My lifetime poker cash-game winnings of over £40,000 came from expected-value reasoning, disciplined bet sizing and a strict 50-buy-in bankroll rule. I also finished 14th at the Irish U19 Chess Championships in 2023 and won 21 of 22 games in a simultaneous exhibition against players with an average FIDE rating of 1860. As Vice-President and then President of the Strathclyde Poker Society, I ran weekly tournaments for around 60 players on a £600-per-semester budget, reconciling every buy-in and prize pool.</w:t>
+        <w:t>Most of what I am proudest of comes down to good decisions made with incomplete information. Playing 12 poker tables at once, I based every decision on expected value and set my stakes with the Kelly criterion, keeping at least 50 buy-ins because an edge estimated from my own results could be overstated. I also finished 14th at the Irish U19 Chess Championships in 2023 and won 21 of 22 games in a simultaneous exhibition against players with an average FIDE rating of 1860. As Vice-President and then President of the Strathclyde Poker Society, I ran weekly tournaments for around 60 players on a £600 budget per semester and taught new members to use the same method to work out how many buy-ins their own win rate, variance and risk tolerance call for.</w:t>
       </w:r>
     </w:p>
     <w:p>
@@ -21729,7 +21729,7 @@
         <w:rPr>
           <w:b w:val="0"/>
         </w:rPr>
-        <w:t>Most of what I am proudest of comes down to good decisions made with incomplete information. My lifetime poker cash-game winnings of over £40,000 came from expected-value reasoning, disciplined bet sizing and a strict 50-buy-in bankroll rule. I also finished 14th at the Irish U19 Chess Championships in 2023 and won 21 of 22 games in a simultaneous exhibition against players with an average FIDE rating of 1860. As Vice-President and then President of the Strathclyde Poker Society, I ran weekly tournaments for around 60 players on a £600-per-semester budget, reconciling every buy-in and prize pool.</w:t>
+        <w:t>Most of what I am proudest of comes down to good decisions made with incomplete information. Playing 12 poker tables at once, I based every decision on expected value and set my stakes with the Kelly criterion, keeping at least 50 buy-ins because an edge estimated from my own results could be overstated. I also finished 14th at the Irish U19 Chess Championships in 2023 and won 21 of 22 games in a simultaneous exhibition against players with an average FIDE rating of 1860. As Vice-President and then President of the Strathclyde Poker Society, I ran weekly tournaments for around 60 players on a £600 budget per semester and taught new members to use the same method to work out how many buy-ins their own win rate, variance and risk tolerance call for.</w:t>
       </w:r>
     </w:p>
     <w:p>
@@ -21986,7 +21986,7 @@
         <w:rPr>
           <w:b w:val="0"/>
         </w:rPr>
-        <w:t>Most of what I am proudest of comes down to good decisions made with incomplete information. My lifetime poker cash-game winnings of over £40,000 came from expected-value reasoning, disciplined bet sizing and a strict 50-buy-in bankroll rule. I also finished 14th at the Irish U19 Chess Championships in 2023 and won 21 of 22 games in a simultaneous exhibition against players with an average FIDE rating of 1860. As Vice-President and then President of the Strathclyde Poker Society, I ran weekly tournaments for around 60 players on a £600-per-semester budget, reconciling every buy-in and prize pool.</w:t>
+        <w:t>Most of what I am proudest of comes down to good decisions made with incomplete information. Playing 12 poker tables at once, I based every decision on expected value and set my stakes with the Kelly criterion, keeping at least 50 buy-ins because an edge estimated from my own results could be overstated. I also finished 14th at the Irish U19 Chess Championships in 2023 and won 21 of 22 games in a simultaneous exhibition against players with an average FIDE rating of 1860. As Vice-President and then President of the Strathclyde Poker Society, I ran weekly tournaments for around 60 players on a £600 budget per semester and taught new members to use the same method to work out how many buy-ins their own win rate, variance and risk tolerance call for.</w:t>
       </w:r>
     </w:p>
     <w:p>
@@ -22243,7 +22243,7 @@
         <w:rPr>
           <w:b w:val="0"/>
         </w:rPr>
-        <w:t>Most of what I am proudest of comes down to good decisions made with incomplete information. My lifetime poker cash-game winnings of over £40,000 came from expected-value reasoning, disciplined bet sizing and a strict 50-buy-in bankroll rule. I also finished 14th at the Irish U19 Chess Championships in 2023 and won 21 of 22 games in a simultaneous exhibition against players with an average FIDE rating of 1860. As Vice-President and then President of the Strathclyde Poker Society, I ran weekly tournaments for around 60 players on a £600-per-semester budget, reconciling every buy-in and prize pool.</w:t>
+        <w:t>Most of what I am proudest of comes down to good decisions made with incomplete information. Playing 12 poker tables at once, I based every decision on expected value and set my stakes with the Kelly criterion, keeping at least 50 buy-ins because an edge estimated from my own results could be overstated. I also finished 14th at the Irish U19 Chess Championships in 2023 and won 21 of 22 games in a simultaneous exhibition against players with an average FIDE rating of 1860. As Vice-President and then President of the Strathclyde Poker Society, I ran weekly tournaments for around 60 players on a £600 budget per semester and taught new members to use the same method to work out how many buy-ins their own win rate, variance and risk tolerance call for.</w:t>
       </w:r>
     </w:p>
     <w:p>
@@ -22500,7 +22500,7 @@
         <w:rPr>
           <w:b w:val="0"/>
         </w:rPr>
-        <w:t>Most of what I am proudest of comes down to good decisions made with incomplete information. My lifetime poker cash-game winnings of over £40,000 came from expected-value reasoning, disciplined bet sizing and a strict 50-buy-in bankroll rule. I also finished 14th at the Irish U19 Chess Championships in 2023 and won 21 of 22 games in a simultaneous exhibition against players with an average FIDE rating of 1860. As Vice-President and then President of the Strathclyde Poker Society, I ran weekly tournaments for around 60 players on a £600-per-semester budget, reconciling every buy-in and prize pool.</w:t>
+        <w:t>Most of what I am proudest of comes down to good decisions made with incomplete information. Playing 12 poker tables at once, I based every decision on expected value and set my stakes with the Kelly criterion, keeping at least 50 buy-ins because an edge estimated from my own results could be overstated. I also finished 14th at the Irish U19 Chess Championships in 2023 and won 21 of 22 games in a simultaneous exhibition against players with an average FIDE rating of 1860. As Vice-President and then President of the Strathclyde Poker Society, I ran weekly tournaments for around 60 players on a £600 budget per semester and taught new members to use the same method to work out how many buy-ins their own win rate, variance and risk tolerance call for.</w:t>
       </w:r>
     </w:p>
     <w:p>
